--- a/docs/3. 系统设计规格说明书-11组.docx
+++ b/docs/3. 系统设计规格说明书-11组.docx
@@ -850,10 +850,10 @@
           <w:sz w:val="24"/>
         </w:rPr>
       </w:pPr>
-      <w:bookmarkStart w:id="0" w:name="_Toc233746554"/>
-      <w:bookmarkStart w:id="1" w:name="_Toc407"/>
-      <w:bookmarkStart w:id="2" w:name="_Toc27118"/>
-      <w:bookmarkStart w:id="3" w:name="_Toc1117071443"/>
+      <w:bookmarkStart w:id="0" w:name="_Toc407"/>
+      <w:bookmarkStart w:id="1" w:name="_Toc1117071443"/>
+      <w:bookmarkStart w:id="2" w:name="_Toc233746554"/>
+      <w:bookmarkStart w:id="3" w:name="_Toc27118"/>
       <w:r>
         <w:rPr>
           <w:rFonts w:hint="eastAsia"/>
@@ -2462,11 +2462,11 @@
           <w:sz w:val="36"/>
         </w:rPr>
       </w:pPr>
-      <w:bookmarkStart w:id="4" w:name="_Toc1729563268"/>
-      <w:bookmarkStart w:id="5" w:name="_Toc21541"/>
-      <w:bookmarkStart w:id="6" w:name="_Toc233746555"/>
-      <w:bookmarkStart w:id="7" w:name="_Toc254"/>
-      <w:bookmarkStart w:id="8" w:name="_Toc31617"/>
+      <w:bookmarkStart w:id="4" w:name="_Toc21541"/>
+      <w:bookmarkStart w:id="5" w:name="_Toc1729563268"/>
+      <w:bookmarkStart w:id="6" w:name="_Toc254"/>
+      <w:bookmarkStart w:id="7" w:name="_Toc31617"/>
+      <w:bookmarkStart w:id="8" w:name="_Toc233746555"/>
       <w:r>
         <w:rPr>
           <w:rFonts w:hint="eastAsia"/>
@@ -3710,7 +3710,7 @@
             <w:fldChar w:fldCharType="separate"/>
           </w:r>
           <w:r>
-            <w:t>6</w:t>
+            <w:t>4</w:t>
           </w:r>
           <w:r>
             <w:rPr>
@@ -3787,7 +3787,7 @@
             <w:fldChar w:fldCharType="separate"/>
           </w:r>
           <w:r>
-            <w:t>9</w:t>
+            <w:t>8</w:t>
           </w:r>
           <w:r>
             <w:rPr>
@@ -3879,7 +3879,7 @@
             <w:fldChar w:fldCharType="separate"/>
           </w:r>
           <w:r>
-            <w:t>9</w:t>
+            <w:t>8</w:t>
           </w:r>
           <w:r>
             <w:rPr>
@@ -4001,7 +4001,7 @@
             <w:fldChar w:fldCharType="separate"/>
           </w:r>
           <w:r>
-            <w:t>10</w:t>
+            <w:t>9</w:t>
           </w:r>
           <w:r>
             <w:rPr>
@@ -4123,7 +4123,7 @@
             <w:fldChar w:fldCharType="separate"/>
           </w:r>
           <w:r>
-            <w:t>11</w:t>
+            <w:t>10</w:t>
           </w:r>
           <w:r>
             <w:rPr>
@@ -4245,7 +4245,7 @@
             <w:fldChar w:fldCharType="separate"/>
           </w:r>
           <w:r>
-            <w:t>12</w:t>
+            <w:t>11</w:t>
           </w:r>
           <w:r>
             <w:rPr>
@@ -4367,7 +4367,7 @@
             <w:fldChar w:fldCharType="separate"/>
           </w:r>
           <w:r>
-            <w:t>13</w:t>
+            <w:t>12</w:t>
           </w:r>
           <w:r>
             <w:rPr>
@@ -4489,7 +4489,7 @@
             <w:fldChar w:fldCharType="separate"/>
           </w:r>
           <w:r>
-            <w:t>14</w:t>
+            <w:t>13</w:t>
           </w:r>
           <w:r>
             <w:rPr>
@@ -4611,7 +4611,7 @@
             <w:fldChar w:fldCharType="separate"/>
           </w:r>
           <w:r>
-            <w:t>15</w:t>
+            <w:t>14</w:t>
           </w:r>
           <w:r>
             <w:rPr>
@@ -4733,7 +4733,7 @@
             <w:fldChar w:fldCharType="separate"/>
           </w:r>
           <w:r>
-            <w:t>16</w:t>
+            <w:t>15</w:t>
           </w:r>
           <w:r>
             <w:rPr>
@@ -4793,8 +4793,8 @@
         </w:rPr>
       </w:pPr>
       <w:bookmarkStart w:id="10" w:name="_Toc1253047677"/>
-      <w:bookmarkStart w:id="11" w:name="_Toc499989398"/>
-      <w:bookmarkStart w:id="12" w:name="_Toc233746557"/>
+      <w:bookmarkStart w:id="11" w:name="_Toc233746557"/>
+      <w:bookmarkStart w:id="12" w:name="_Toc499989398"/>
       <w:r>
         <w:rPr>
           <w:rFonts w:hint="eastAsia"/>
@@ -4834,12 +4834,12 @@
           <w:szCs w:val="28"/>
         </w:rPr>
       </w:pPr>
-      <w:bookmarkStart w:id="13" w:name="_Toc24411"/>
-      <w:bookmarkStart w:id="14" w:name="_Toc499989399"/>
-      <w:bookmarkStart w:id="15" w:name="_Toc135921885"/>
-      <w:bookmarkStart w:id="16" w:name="_Toc521667307"/>
-      <w:bookmarkStart w:id="17" w:name="_Toc233746558"/>
-      <w:bookmarkStart w:id="18" w:name="_Toc1490145050"/>
+      <w:bookmarkStart w:id="13" w:name="_Toc135921885"/>
+      <w:bookmarkStart w:id="14" w:name="_Toc521667307"/>
+      <w:bookmarkStart w:id="15" w:name="_Toc233746558"/>
+      <w:bookmarkStart w:id="16" w:name="_Toc1490145050"/>
+      <w:bookmarkStart w:id="17" w:name="_Toc499989399"/>
+      <w:bookmarkStart w:id="18" w:name="_Toc24411"/>
       <w:r>
         <w:rPr>
           <w:rFonts w:hint="eastAsia" w:ascii="Times New Roman" w:hAnsi="Times New Roman"/>
@@ -4865,8 +4865,8 @@
           <w:lang w:eastAsia="zh-CN"/>
         </w:rPr>
       </w:pPr>
-      <w:bookmarkStart w:id="19" w:name="_Toc521667308"/>
-      <w:bookmarkStart w:id="20" w:name="_Toc135921886"/>
+      <w:bookmarkStart w:id="19" w:name="_Toc135921886"/>
+      <w:bookmarkStart w:id="20" w:name="_Toc521667308"/>
       <w:r>
         <w:rPr>
           <w:rFonts w:hint="eastAsia"/>
@@ -4919,9 +4919,9 @@
         </w:rPr>
       </w:pPr>
       <w:bookmarkStart w:id="21" w:name="_Toc499989400"/>
-      <w:bookmarkStart w:id="22" w:name="_Toc7256"/>
-      <w:bookmarkStart w:id="23" w:name="_Toc1674728471"/>
-      <w:bookmarkStart w:id="24" w:name="_Toc233746559"/>
+      <w:bookmarkStart w:id="22" w:name="_Toc233746559"/>
+      <w:bookmarkStart w:id="23" w:name="_Toc7256"/>
+      <w:bookmarkStart w:id="24" w:name="_Toc1674728471"/>
       <w:r>
         <w:rPr>
           <w:rFonts w:hint="eastAsia" w:ascii="Times New Roman" w:hAnsi="Times New Roman"/>
@@ -4934,8 +4934,8 @@
       <w:bookmarkEnd w:id="19"/>
       <w:bookmarkEnd w:id="20"/>
       <w:bookmarkEnd w:id="21"/>
-      <w:bookmarkStart w:id="25" w:name="_Toc135921887"/>
-      <w:bookmarkStart w:id="26" w:name="_Toc499989401"/>
+      <w:bookmarkStart w:id="25" w:name="_Toc499989401"/>
+      <w:bookmarkStart w:id="26" w:name="_Toc135921887"/>
       <w:r>
         <w:rPr>
           <w:rFonts w:hint="eastAsia" w:ascii="Times New Roman" w:hAnsi="Times New Roman"/>
@@ -4967,8 +4967,8 @@
       <w:pPr>
         <w:bidi w:val="0"/>
       </w:pPr>
-      <w:bookmarkStart w:id="27" w:name="_Toc135921888"/>
-      <w:bookmarkStart w:id="28" w:name="_Toc521667309"/>
+      <w:bookmarkStart w:id="27" w:name="_Toc521667309"/>
+      <w:bookmarkStart w:id="28" w:name="_Toc135921888"/>
       <w:r>
         <w:rPr>
           <w:rFonts w:hint="eastAsia"/>
@@ -5021,9 +5021,9 @@
         </w:rPr>
       </w:pPr>
       <w:bookmarkStart w:id="29" w:name="_Toc772081157"/>
-      <w:bookmarkStart w:id="30" w:name="_Toc233746560"/>
-      <w:bookmarkStart w:id="31" w:name="_Toc499989402"/>
-      <w:bookmarkStart w:id="32" w:name="_Toc2947"/>
+      <w:bookmarkStart w:id="30" w:name="_Toc499989402"/>
+      <w:bookmarkStart w:id="31" w:name="_Toc2947"/>
+      <w:bookmarkStart w:id="32" w:name="_Toc233746560"/>
       <w:r>
         <w:rPr>
           <w:rFonts w:hint="eastAsia" w:ascii="Times New Roman" w:hAnsi="Times New Roman"/>
@@ -5052,7 +5052,15 @@
         <w:rPr>
           <w:rFonts w:hint="eastAsia"/>
         </w:rPr>
-        <w:t>[1] 《软件工程综合实训》分组选题及指导教师分配表，山东理工大学，2026。</w:t>
+        <w:t xml:space="preserve">[1] </w:t>
+      </w:r>
+      <w:bookmarkStart w:id="76" w:name="_GoBack"/>
+      <w:bookmarkEnd w:id="76"/>
+      <w:r>
+        <w:rPr>
+          <w:rFonts w:hint="eastAsia"/>
+        </w:rPr>
+        <w:t>《软件工程综合实训》分组选题及指导教师分配表，山东理工大学，2026。</w:t>
       </w:r>
       <w:r>
         <w:rPr>
@@ -5100,7 +5108,20 @@
         <w:rPr>
           <w:rFonts w:hint="eastAsia"/>
         </w:rPr>
-        <w:t>[5] 支付宝开放平台沙箱环境开发文档，https://opendocs.alipay.com。</w:t>
+        <w:t xml:space="preserve">[5] </w:t>
+      </w:r>
+      <w:r>
+        <w:rPr>
+          <w:rFonts w:hint="eastAsia"/>
+          <w:lang w:val="en-US" w:eastAsia="zh-CN"/>
+        </w:rPr>
+        <w:t xml:space="preserve"> </w:t>
+      </w:r>
+      <w:r>
+        <w:rPr>
+          <w:rFonts w:hint="eastAsia"/>
+        </w:rPr>
+        <w:t>支付宝开放平台沙箱环境开发文档，https://opendocs.alipay.com。</w:t>
       </w:r>
     </w:p>
     <w:p>
@@ -5112,8 +5133,8 @@
           <w:sz w:val="32"/>
         </w:rPr>
       </w:pPr>
-      <w:bookmarkStart w:id="36" w:name="_Toc233746561"/>
-      <w:bookmarkStart w:id="37" w:name="_Toc859820969"/>
+      <w:bookmarkStart w:id="36" w:name="_Toc859820969"/>
+      <w:bookmarkStart w:id="37" w:name="_Toc233746561"/>
       <w:r>
         <w:rPr>
           <w:rFonts w:hint="eastAsia"/>
@@ -5137,9 +5158,9 @@
           <w:szCs w:val="28"/>
         </w:rPr>
       </w:pPr>
-      <w:bookmarkStart w:id="38" w:name="_Toc26859"/>
-      <w:bookmarkStart w:id="39" w:name="_Toc233746562"/>
-      <w:bookmarkStart w:id="40" w:name="_Toc2103108153"/>
+      <w:bookmarkStart w:id="38" w:name="_Toc2103108153"/>
+      <w:bookmarkStart w:id="39" w:name="_Toc26859"/>
+      <w:bookmarkStart w:id="40" w:name="_Toc233746562"/>
       <w:r>
         <w:rPr>
           <w:rFonts w:hint="eastAsia" w:ascii="Times New Roman" w:hAnsi="Times New Roman"/>
@@ -5184,7 +5205,6 @@
           <w:lang w:eastAsia="zh-CN"/>
         </w:rPr>
       </w:pPr>
-      <w:bookmarkStart w:id="76" w:name="_GoBack"/>
       <w:r>
         <w:rPr>
           <w:rFonts w:hint="eastAsia" w:eastAsia="宋体"/>
@@ -5228,7 +5248,6 @@
           </wp:inline>
         </w:drawing>
       </w:r>
-      <w:bookmarkEnd w:id="76"/>
     </w:p>
     <w:p>
       <w:pPr>
@@ -5260,9 +5279,9 @@
           <w:szCs w:val="28"/>
         </w:rPr>
       </w:pPr>
-      <w:bookmarkStart w:id="41" w:name="_Toc25415"/>
-      <w:bookmarkStart w:id="42" w:name="_Toc233746563"/>
-      <w:bookmarkStart w:id="43" w:name="_Toc2142720797"/>
+      <w:bookmarkStart w:id="41" w:name="_Toc233746563"/>
+      <w:bookmarkStart w:id="42" w:name="_Toc2142720797"/>
+      <w:bookmarkStart w:id="43" w:name="_Toc25415"/>
       <w:r>
         <w:rPr>
           <w:rFonts w:hint="eastAsia" w:ascii="Times New Roman" w:hAnsi="Times New Roman"/>
@@ -5448,8 +5467,8 @@
           <w:sz w:val="32"/>
         </w:rPr>
       </w:pPr>
-      <w:bookmarkStart w:id="44" w:name="_Toc650283848"/>
-      <w:bookmarkStart w:id="45" w:name="_Toc233746564"/>
+      <w:bookmarkStart w:id="44" w:name="_Toc233746564"/>
+      <w:bookmarkStart w:id="45" w:name="_Toc650283848"/>
       <w:bookmarkStart w:id="46" w:name="_Toc31767"/>
       <w:r>
         <w:rPr>
@@ -5502,9 +5521,9 @@
         </w:rPr>
         <w:drawing>
           <wp:inline distT="0" distB="0" distL="114300" distR="114300">
-            <wp:extent cx="2358390" cy="7553960"/>
-            <wp:effectExtent l="0" t="0" r="3810" b="2540"/>
-            <wp:docPr id="2" name="图片 2" descr="实体类图（白）"/>
+            <wp:extent cx="4711700" cy="4474210"/>
+            <wp:effectExtent l="0" t="0" r="0" b="8890"/>
+            <wp:docPr id="5" name="图片 5" descr="实体类图（重置白）"/>
             <wp:cNvGraphicFramePr>
               <a:graphicFrameLocks xmlns:a="http://schemas.openxmlformats.org/drawingml/2006/main" noChangeAspect="1"/>
             </wp:cNvGraphicFramePr>
@@ -5512,7 +5531,7 @@
               <a:graphicData uri="http://schemas.openxmlformats.org/drawingml/2006/picture">
                 <pic:pic xmlns:pic="http://schemas.openxmlformats.org/drawingml/2006/picture">
                   <pic:nvPicPr>
-                    <pic:cNvPr id="2" name="图片 2" descr="实体类图（白）"/>
+                    <pic:cNvPr id="5" name="图片 5" descr="实体类图（重置白）"/>
                     <pic:cNvPicPr>
                       <a:picLocks noChangeAspect="1"/>
                     </pic:cNvPicPr>
@@ -5526,7 +5545,7 @@
                   <pic:spPr>
                     <a:xfrm>
                       <a:off x="0" y="0"/>
-                      <a:ext cx="2358390" cy="7553960"/>
+                      <a:ext cx="4711700" cy="4474210"/>
                     </a:xfrm>
                     <a:prstGeom prst="rect">
                       <a:avLst/>
@@ -5548,7 +5567,6 @@
         <w:rPr>
           <w:rFonts w:ascii="Times New Roman" w:hAnsi="Times New Roman"/>
           <w:color w:val="auto"/>
-          <w:szCs w:val="21"/>
         </w:rPr>
       </w:pPr>
       <w:r>
@@ -5562,15 +5580,6 @@
     </w:p>
     <w:p>
       <w:pPr>
-        <w:pStyle w:val="52"/>
-        <w:rPr>
-          <w:rFonts w:ascii="Times New Roman" w:hAnsi="Times New Roman"/>
-          <w:color w:val="auto"/>
-        </w:rPr>
-      </w:pPr>
-    </w:p>
-    <w:p>
-      <w:pPr>
         <w:bidi w:val="0"/>
       </w:pPr>
       <w:r>
@@ -5800,8 +5809,8 @@
         </w:rPr>
       </w:pPr>
       <w:bookmarkStart w:id="47" w:name="_Toc233746565"/>
-      <w:bookmarkStart w:id="48" w:name="_Toc5422"/>
-      <w:bookmarkStart w:id="49" w:name="_Toc827425147"/>
+      <w:bookmarkStart w:id="48" w:name="_Toc827425147"/>
+      <w:bookmarkStart w:id="49" w:name="_Toc5422"/>
       <w:r>
         <w:rPr>
           <w:rFonts w:hint="eastAsia"/>
@@ -6125,9 +6134,9 @@
         </w:rPr>
         <w:drawing>
           <wp:inline distT="0" distB="0" distL="114300" distR="114300">
-            <wp:extent cx="2760980" cy="7823835"/>
-            <wp:effectExtent l="0" t="0" r="7620" b="12065"/>
-            <wp:docPr id="3" name="图片 3" descr="数据库关系图（白）"/>
+            <wp:extent cx="5340985" cy="5784215"/>
+            <wp:effectExtent l="0" t="0" r="5715" b="6985"/>
+            <wp:docPr id="3" name="图片 3" descr="school_dormitory_diagram"/>
             <wp:cNvGraphicFramePr>
               <a:graphicFrameLocks xmlns:a="http://schemas.openxmlformats.org/drawingml/2006/main" noChangeAspect="1"/>
             </wp:cNvGraphicFramePr>
@@ -6135,7 +6144,7 @@
               <a:graphicData uri="http://schemas.openxmlformats.org/drawingml/2006/picture">
                 <pic:pic xmlns:pic="http://schemas.openxmlformats.org/drawingml/2006/picture">
                   <pic:nvPicPr>
-                    <pic:cNvPr id="3" name="图片 3" descr="数据库关系图（白）"/>
+                    <pic:cNvPr id="3" name="图片 3" descr="school_dormitory_diagram"/>
                     <pic:cNvPicPr>
                       <a:picLocks noChangeAspect="1"/>
                     </pic:cNvPicPr>
@@ -6149,7 +6158,7 @@
                   <pic:spPr>
                     <a:xfrm>
                       <a:off x="0" y="0"/>
-                      <a:ext cx="2760980" cy="7823835"/>
+                      <a:ext cx="5340985" cy="5784215"/>
                     </a:xfrm>
                     <a:prstGeom prst="rect">
                       <a:avLst/>
@@ -6193,8 +6202,8 @@
         </w:rPr>
       </w:pPr>
       <w:bookmarkStart w:id="52" w:name="_Toc1791420439"/>
-      <w:bookmarkStart w:id="53" w:name="_Toc21164"/>
-      <w:bookmarkStart w:id="54" w:name="_Toc233746566"/>
+      <w:bookmarkStart w:id="53" w:name="_Toc233746566"/>
+      <w:bookmarkStart w:id="54" w:name="_Toc21164"/>
       <w:r>
         <w:rPr>
           <w:rFonts w:hint="eastAsia"/>
@@ -6235,8 +6244,8 @@
           <w:lang w:eastAsia="zh"/>
         </w:rPr>
       </w:pPr>
-      <w:bookmarkStart w:id="55" w:name="_Toc27122"/>
-      <w:bookmarkStart w:id="56" w:name="_Toc499989406"/>
+      <w:bookmarkStart w:id="55" w:name="_Toc499989406"/>
+      <w:bookmarkStart w:id="56" w:name="_Toc27122"/>
       <w:bookmarkStart w:id="57" w:name="_Toc1924615852"/>
       <w:bookmarkStart w:id="58" w:name="_Toc233746567"/>
       <w:r>
@@ -6416,8 +6425,8 @@
           <w:lang w:eastAsia="zh"/>
         </w:rPr>
       </w:pPr>
-      <w:bookmarkStart w:id="59" w:name="_Toc141932266"/>
-      <w:bookmarkStart w:id="60" w:name="_Toc233746568"/>
+      <w:bookmarkStart w:id="59" w:name="_Toc233746568"/>
+      <w:bookmarkStart w:id="60" w:name="_Toc141932266"/>
       <w:bookmarkStart w:id="61" w:name="_Toc30927"/>
       <w:r>
         <w:rPr>
@@ -6676,8 +6685,8 @@
           <w:lang w:eastAsia="zh"/>
         </w:rPr>
       </w:pPr>
-      <w:bookmarkStart w:id="64" w:name="_Toc1071357161"/>
-      <w:bookmarkStart w:id="65" w:name="_Toc233746570"/>
+      <w:bookmarkStart w:id="64" w:name="_Toc233746570"/>
+      <w:bookmarkStart w:id="65" w:name="_Toc1071357161"/>
       <w:r>
         <w:rPr>
           <w:rFonts w:hint="eastAsia" w:ascii="Times New Roman" w:hAnsi="Times New Roman"/>
@@ -7169,8 +7178,8 @@
           <w:szCs w:val="28"/>
         </w:rPr>
       </w:pPr>
-      <w:bookmarkStart w:id="68" w:name="_Toc309003132"/>
-      <w:bookmarkStart w:id="69" w:name="_Toc233746572"/>
+      <w:bookmarkStart w:id="68" w:name="_Toc233746572"/>
+      <w:bookmarkStart w:id="69" w:name="_Toc309003132"/>
       <w:r>
         <w:rPr>
           <w:rFonts w:hint="eastAsia" w:ascii="Times New Roman" w:hAnsi="Times New Roman"/>

--- a/docs/3. 系统设计规格说明书-11组.docx
+++ b/docs/3. 系统设计规格说明书-11组.docx
@@ -851,9 +851,9 @@
         </w:rPr>
       </w:pPr>
       <w:bookmarkStart w:id="0" w:name="_Toc407"/>
-      <w:bookmarkStart w:id="1" w:name="_Toc1117071443"/>
-      <w:bookmarkStart w:id="2" w:name="_Toc233746554"/>
-      <w:bookmarkStart w:id="3" w:name="_Toc27118"/>
+      <w:bookmarkStart w:id="1" w:name="_Toc233746554"/>
+      <w:bookmarkStart w:id="2" w:name="_Toc27118"/>
+      <w:bookmarkStart w:id="3" w:name="_Toc1117071443"/>
       <w:r>
         <w:rPr>
           <w:rFonts w:hint="eastAsia"/>
@@ -2462,10 +2462,10 @@
           <w:sz w:val="36"/>
         </w:rPr>
       </w:pPr>
-      <w:bookmarkStart w:id="4" w:name="_Toc21541"/>
-      <w:bookmarkStart w:id="5" w:name="_Toc1729563268"/>
-      <w:bookmarkStart w:id="6" w:name="_Toc254"/>
-      <w:bookmarkStart w:id="7" w:name="_Toc31617"/>
+      <w:bookmarkStart w:id="4" w:name="_Toc254"/>
+      <w:bookmarkStart w:id="5" w:name="_Toc31617"/>
+      <w:bookmarkStart w:id="6" w:name="_Toc21541"/>
+      <w:bookmarkStart w:id="7" w:name="_Toc1729563268"/>
       <w:bookmarkStart w:id="8" w:name="_Toc233746555"/>
       <w:r>
         <w:rPr>
@@ -4792,9 +4792,9 @@
           <w:sz w:val="36"/>
         </w:rPr>
       </w:pPr>
-      <w:bookmarkStart w:id="10" w:name="_Toc1253047677"/>
-      <w:bookmarkStart w:id="11" w:name="_Toc233746557"/>
-      <w:bookmarkStart w:id="12" w:name="_Toc499989398"/>
+      <w:bookmarkStart w:id="10" w:name="_Toc233746557"/>
+      <w:bookmarkStart w:id="11" w:name="_Toc499989398"/>
+      <w:bookmarkStart w:id="12" w:name="_Toc1253047677"/>
       <w:r>
         <w:rPr>
           <w:rFonts w:hint="eastAsia"/>
@@ -4834,12 +4834,12 @@
           <w:szCs w:val="28"/>
         </w:rPr>
       </w:pPr>
-      <w:bookmarkStart w:id="13" w:name="_Toc135921885"/>
-      <w:bookmarkStart w:id="14" w:name="_Toc521667307"/>
-      <w:bookmarkStart w:id="15" w:name="_Toc233746558"/>
-      <w:bookmarkStart w:id="16" w:name="_Toc1490145050"/>
+      <w:bookmarkStart w:id="13" w:name="_Toc24411"/>
+      <w:bookmarkStart w:id="14" w:name="_Toc1490145050"/>
+      <w:bookmarkStart w:id="15" w:name="_Toc521667307"/>
+      <w:bookmarkStart w:id="16" w:name="_Toc135921885"/>
       <w:bookmarkStart w:id="17" w:name="_Toc499989399"/>
-      <w:bookmarkStart w:id="18" w:name="_Toc24411"/>
+      <w:bookmarkStart w:id="18" w:name="_Toc233746558"/>
       <w:r>
         <w:rPr>
           <w:rFonts w:hint="eastAsia" w:ascii="Times New Roman" w:hAnsi="Times New Roman"/>
@@ -4865,8 +4865,8 @@
           <w:lang w:eastAsia="zh-CN"/>
         </w:rPr>
       </w:pPr>
-      <w:bookmarkStart w:id="19" w:name="_Toc135921886"/>
-      <w:bookmarkStart w:id="20" w:name="_Toc521667308"/>
+      <w:bookmarkStart w:id="19" w:name="_Toc521667308"/>
+      <w:bookmarkStart w:id="20" w:name="_Toc135921886"/>
       <w:r>
         <w:rPr>
           <w:rFonts w:hint="eastAsia"/>
@@ -4920,8 +4920,8 @@
       </w:pPr>
       <w:bookmarkStart w:id="21" w:name="_Toc499989400"/>
       <w:bookmarkStart w:id="22" w:name="_Toc233746559"/>
-      <w:bookmarkStart w:id="23" w:name="_Toc7256"/>
-      <w:bookmarkStart w:id="24" w:name="_Toc1674728471"/>
+      <w:bookmarkStart w:id="23" w:name="_Toc1674728471"/>
+      <w:bookmarkStart w:id="24" w:name="_Toc7256"/>
       <w:r>
         <w:rPr>
           <w:rFonts w:hint="eastAsia" w:ascii="Times New Roman" w:hAnsi="Times New Roman"/>
@@ -4934,8 +4934,8 @@
       <w:bookmarkEnd w:id="19"/>
       <w:bookmarkEnd w:id="20"/>
       <w:bookmarkEnd w:id="21"/>
-      <w:bookmarkStart w:id="25" w:name="_Toc499989401"/>
-      <w:bookmarkStart w:id="26" w:name="_Toc135921887"/>
+      <w:bookmarkStart w:id="25" w:name="_Toc135921887"/>
+      <w:bookmarkStart w:id="26" w:name="_Toc499989401"/>
       <w:r>
         <w:rPr>
           <w:rFonts w:hint="eastAsia" w:ascii="Times New Roman" w:hAnsi="Times New Roman"/>
@@ -5020,10 +5020,10 @@
           <w:szCs w:val="28"/>
         </w:rPr>
       </w:pPr>
-      <w:bookmarkStart w:id="29" w:name="_Toc772081157"/>
-      <w:bookmarkStart w:id="30" w:name="_Toc499989402"/>
-      <w:bookmarkStart w:id="31" w:name="_Toc2947"/>
-      <w:bookmarkStart w:id="32" w:name="_Toc233746560"/>
+      <w:bookmarkStart w:id="29" w:name="_Toc233746560"/>
+      <w:bookmarkStart w:id="30" w:name="_Toc2947"/>
+      <w:bookmarkStart w:id="31" w:name="_Toc772081157"/>
+      <w:bookmarkStart w:id="32" w:name="_Toc499989402"/>
       <w:r>
         <w:rPr>
           <w:rFonts w:hint="eastAsia" w:ascii="Times New Roman" w:hAnsi="Times New Roman"/>
@@ -5046,21 +5046,13 @@
         <w:ind w:left="0" w:leftChars="0" w:firstLine="0" w:firstLineChars="0"/>
       </w:pPr>
       <w:bookmarkStart w:id="33" w:name="_Toc29392"/>
-      <w:bookmarkStart w:id="34" w:name="_Toc135921890"/>
-      <w:bookmarkStart w:id="35" w:name="_Toc499989404"/>
-      <w:r>
-        <w:rPr>
-          <w:rFonts w:hint="eastAsia"/>
-        </w:rPr>
-        <w:t xml:space="preserve">[1] </w:t>
-      </w:r>
-      <w:bookmarkStart w:id="76" w:name="_GoBack"/>
-      <w:bookmarkEnd w:id="76"/>
-      <w:r>
-        <w:rPr>
-          <w:rFonts w:hint="eastAsia"/>
-        </w:rPr>
-        <w:t>《软件工程综合实训》分组选题及指导教师分配表，山东理工大学，2026。</w:t>
+      <w:bookmarkStart w:id="34" w:name="_Toc499989404"/>
+      <w:bookmarkStart w:id="35" w:name="_Toc135921890"/>
+      <w:r>
+        <w:rPr>
+          <w:rFonts w:hint="eastAsia"/>
+        </w:rPr>
+        <w:t>[1] 《软件工程综合实训》分组选题及指导教师分配表，山东理工大学，2026。</w:t>
       </w:r>
       <w:r>
         <w:rPr>
@@ -5159,8 +5151,8 @@
         </w:rPr>
       </w:pPr>
       <w:bookmarkStart w:id="38" w:name="_Toc2103108153"/>
-      <w:bookmarkStart w:id="39" w:name="_Toc26859"/>
-      <w:bookmarkStart w:id="40" w:name="_Toc233746562"/>
+      <w:bookmarkStart w:id="39" w:name="_Toc233746562"/>
+      <w:bookmarkStart w:id="40" w:name="_Toc26859"/>
       <w:r>
         <w:rPr>
           <w:rFonts w:hint="eastAsia" w:ascii="Times New Roman" w:hAnsi="Times New Roman"/>
@@ -5467,8 +5459,8 @@
           <w:sz w:val="32"/>
         </w:rPr>
       </w:pPr>
-      <w:bookmarkStart w:id="44" w:name="_Toc233746564"/>
-      <w:bookmarkStart w:id="45" w:name="_Toc650283848"/>
+      <w:bookmarkStart w:id="44" w:name="_Toc650283848"/>
+      <w:bookmarkStart w:id="45" w:name="_Toc233746564"/>
       <w:bookmarkStart w:id="46" w:name="_Toc31767"/>
       <w:r>
         <w:rPr>
@@ -5521,9 +5513,9 @@
         </w:rPr>
         <w:drawing>
           <wp:inline distT="0" distB="0" distL="114300" distR="114300">
-            <wp:extent cx="4711700" cy="4474210"/>
-            <wp:effectExtent l="0" t="0" r="0" b="8890"/>
-            <wp:docPr id="5" name="图片 5" descr="实体类图（重置白）"/>
+            <wp:extent cx="4636770" cy="6733540"/>
+            <wp:effectExtent l="0" t="0" r="11430" b="10160"/>
+            <wp:docPr id="5" name="图片 5" descr="实体类图1.drawio"/>
             <wp:cNvGraphicFramePr>
               <a:graphicFrameLocks xmlns:a="http://schemas.openxmlformats.org/drawingml/2006/main" noChangeAspect="1"/>
             </wp:cNvGraphicFramePr>
@@ -5531,7 +5523,7 @@
               <a:graphicData uri="http://schemas.openxmlformats.org/drawingml/2006/picture">
                 <pic:pic xmlns:pic="http://schemas.openxmlformats.org/drawingml/2006/picture">
                   <pic:nvPicPr>
-                    <pic:cNvPr id="5" name="图片 5" descr="实体类图（重置白）"/>
+                    <pic:cNvPr id="5" name="图片 5" descr="实体类图1.drawio"/>
                     <pic:cNvPicPr>
                       <a:picLocks noChangeAspect="1"/>
                     </pic:cNvPicPr>
@@ -5545,7 +5537,7 @@
                   <pic:spPr>
                     <a:xfrm>
                       <a:off x="0" y="0"/>
-                      <a:ext cx="4711700" cy="4474210"/>
+                      <a:ext cx="4636770" cy="6733540"/>
                     </a:xfrm>
                     <a:prstGeom prst="rect">
                       <a:avLst/>
@@ -5565,8 +5557,9 @@
         <w:ind w:firstLine="0"/>
         <w:jc w:val="center"/>
         <w:rPr>
-          <w:rFonts w:ascii="Times New Roman" w:hAnsi="Times New Roman"/>
+          <w:rFonts w:hint="eastAsia" w:ascii="Times New Roman" w:hAnsi="Times New Roman" w:eastAsia="宋体"/>
           <w:color w:val="auto"/>
+          <w:lang w:val="en-US" w:eastAsia="zh-CN"/>
         </w:rPr>
       </w:pPr>
       <w:r>
@@ -5577,566 +5570,43 @@
         </w:rPr>
         <w:t>图3-1 实体类图</w:t>
       </w:r>
-    </w:p>
-    <w:p>
-      <w:pPr>
-        <w:bidi w:val="0"/>
-      </w:pPr>
-      <w:r>
-        <w:rPr>
-          <w:rFonts w:hint="eastAsia"/>
-        </w:rPr>
-        <w:t>实体类的基本信息及作用描述如下：</w:t>
-      </w:r>
-    </w:p>
-    <w:p>
-      <w:pPr>
-        <w:bidi w:val="0"/>
-        <w:rPr>
-          <w:lang w:eastAsia="zh"/>
-        </w:rPr>
-      </w:pPr>
-      <w:r>
-        <w:rPr>
-          <w:rFonts w:hint="eastAsia"/>
-          <w:lang w:eastAsia="zh"/>
-        </w:rPr>
-        <w:t>SysUser类用于存储系统用户的基本信息，实现对用户的增删改查、登录认证与头像管理，主要用于用户管理、登录认证、个人信息功能模块的实现中。</w:t>
-      </w:r>
-    </w:p>
-    <w:p>
-      <w:pPr>
-        <w:bidi w:val="0"/>
-        <w:rPr>
-          <w:lang w:eastAsia="zh"/>
-        </w:rPr>
-      </w:pPr>
-      <w:r>
-        <w:rPr>
-          <w:rFonts w:hint="eastAsia"/>
-          <w:lang w:eastAsia="zh"/>
-        </w:rPr>
-        <w:t>SysRole类用于存储系统角色的基本信息，实现基于角色的访问控制(RBAC)，主要用于角色管理、权限分配功能模块的实现中。</w:t>
-      </w:r>
-    </w:p>
-    <w:p>
-      <w:pPr>
-        <w:bidi w:val="0"/>
-        <w:rPr>
-          <w:lang w:eastAsia="zh"/>
-        </w:rPr>
-      </w:pPr>
-      <w:r>
-        <w:rPr>
-          <w:rFonts w:hint="eastAsia"/>
-          <w:lang w:eastAsia="zh"/>
-        </w:rPr>
-        <w:t>SysMenu类用于存储系统菜单与权限项的基本信息，实现前端菜单树的动态渲染与后端接口权限校验，主要用于菜单管理、权限控制、动态路由功能模块的实现中。</w:t>
-      </w:r>
-    </w:p>
-    <w:p>
-      <w:pPr>
-        <w:bidi w:val="0"/>
-        <w:rPr>
-          <w:lang w:eastAsia="zh"/>
-        </w:rPr>
-      </w:pPr>
-      <w:r>
-        <w:rPr>
-          <w:rFonts w:hint="eastAsia"/>
-          <w:lang w:eastAsia="zh"/>
-        </w:rPr>
-        <w:t>SysRoleMenu类用于存储角色与菜单的关联关系，实现角色与权限的多对多映射，主要用于角色管理、权限分配功能模块的实现中。</w:t>
-      </w:r>
-    </w:p>
-    <w:p>
-      <w:pPr>
-        <w:bidi w:val="0"/>
-        <w:rPr>
-          <w:lang w:eastAsia="zh"/>
-        </w:rPr>
-      </w:pPr>
-      <w:r>
-        <w:rPr>
-          <w:rFonts w:hint="eastAsia"/>
-          <w:lang w:eastAsia="zh"/>
-        </w:rPr>
-        <w:t>Dormitory类用于存储宿舍的基本信息（编号、楼栋、楼层、房型、容纳人数等），实现对宿舍的增删改查与入住统计，主要用于宿舍管理、学生住宿分配功能模块的实现中。</w:t>
-      </w:r>
-    </w:p>
-    <w:p>
-      <w:pPr>
-        <w:bidi w:val="0"/>
-        <w:rPr>
-          <w:lang w:eastAsia="zh"/>
-        </w:rPr>
-      </w:pPr>
-      <w:r>
-        <w:rPr>
-          <w:rFonts w:hint="eastAsia"/>
-          <w:lang w:eastAsia="zh"/>
-        </w:rPr>
-        <w:t>StudentDormitory类用于存储学生与宿舍的入住关联信息，实现学生入住登记、退宿管理及照片存储，主要用于学生管理、宿舍分配、学生端我的宿舍功能模块的实现中。</w:t>
-      </w:r>
-    </w:p>
-    <w:p>
-      <w:pPr>
-        <w:bidi w:val="0"/>
-        <w:rPr>
-          <w:lang w:eastAsia="zh"/>
-        </w:rPr>
-      </w:pPr>
-      <w:r>
-        <w:rPr>
-          <w:rFonts w:hint="eastAsia"/>
-          <w:lang w:eastAsia="zh"/>
-        </w:rPr>
-        <w:t>FeeItem类用于存储收费项目的配置信息（费用名称、类型、单价、计费周期、适用房型等），实现收费标准的定义与灵活配置，主要用于收费项目管理、账单自动生成功能模块的实现中。</w:t>
-      </w:r>
-    </w:p>
-    <w:p>
-      <w:pPr>
-        <w:bidi w:val="0"/>
-        <w:rPr>
-          <w:lang w:eastAsia="zh"/>
-        </w:rPr>
-      </w:pPr>
-      <w:r>
-        <w:rPr>
-          <w:rFonts w:hint="eastAsia"/>
-          <w:lang w:eastAsia="zh"/>
-        </w:rPr>
-        <w:t>PaymentBill类用于存储学生缴费账单信息（账单编号、学期、金额、已缴金额、截止日期等），实现账单的生成、查询与缴费状态跟踪，主要用于账单管理、缴费管理、学生端我的账单、统计报表功能模块的实现中。</w:t>
-      </w:r>
-    </w:p>
-    <w:p>
-      <w:pPr>
-        <w:bidi w:val="0"/>
-        <w:rPr>
-          <w:lang w:eastAsia="zh"/>
-        </w:rPr>
-      </w:pPr>
-      <w:r>
-        <w:rPr>
-          <w:rFonts w:hint="eastAsia"/>
-          <w:lang w:eastAsia="zh"/>
-        </w:rPr>
-        <w:t>PaymentRecord类用于存储每笔支付交易的详细流水记录（订单号、支付金额、支付方式、交易编号、回执URL等），实现支付流水追溯与电子凭证管理，主要用于缴费管理、支付记录查询功能模块的实现中。</w:t>
-      </w:r>
-    </w:p>
-    <w:p>
-      <w:pPr>
-        <w:bidi w:val="0"/>
-        <w:rPr>
-          <w:lang w:eastAsia="zh"/>
-        </w:rPr>
-      </w:pPr>
-      <w:r>
-        <w:rPr>
-          <w:rFonts w:hint="eastAsia"/>
-          <w:lang w:eastAsia="zh"/>
-        </w:rPr>
-        <w:t>KbDocument类用于存储知识库中上传的文档元信息（标题、文件名、文件类型、MinIO存储URL、处理状态等），实现文档的上传、解析与状态跟踪，主要用于知识库管理、AI问答功能模块的实现中。</w:t>
-      </w:r>
-    </w:p>
-    <w:p>
-      <w:pPr>
-        <w:bidi w:val="0"/>
-        <w:rPr>
-          <w:lang w:eastAsia="zh"/>
-        </w:rPr>
-      </w:pPr>
-      <w:r>
-        <w:rPr>
-          <w:rFonts w:hint="eastAsia"/>
-          <w:lang w:eastAsia="zh"/>
-        </w:rPr>
-        <w:t>KbChunk类用于存储文档分块后的文本元数据（分块内容、序号、Token数量、Milvus向量ID），配合Milvus向量数据库实现语义检索，主要用于知识库管理、AI问答RAG检索功能模块的实现中。</w:t>
-      </w:r>
-    </w:p>
-    <w:p>
-      <w:pPr>
-        <w:bidi w:val="0"/>
-        <w:rPr>
-          <w:lang w:eastAsia="zh"/>
-        </w:rPr>
-      </w:pPr>
-      <w:r>
-        <w:rPr>
-          <w:rFonts w:hint="eastAsia"/>
-          <w:lang w:eastAsia="zh"/>
-        </w:rPr>
-        <w:t>AiQaLog类用于存储AI问答的完整交互记录（用户问题、AI回答、来源模型、响应时间、Token消耗量、引用来源等），实现问答历史追溯、Token消耗统计与多来源追踪，主要用于AI问答、问答历史功能模块的实现中。</w:t>
-      </w:r>
-    </w:p>
-    <w:p>
-      <w:pPr>
-        <w:bidi w:val="0"/>
-        <w:rPr>
-          <w:lang w:eastAsia="zh"/>
-        </w:rPr>
-      </w:pPr>
-      <w:r>
-        <w:rPr>
-          <w:rFonts w:hint="eastAsia"/>
-          <w:lang w:eastAsia="zh"/>
-        </w:rPr>
-        <w:t>OperationLog类用于存储系统操作审计日志（操作人、模块、操作类型、请求参数、执行耗时、IP地址、User-Agent等），实现操作行为的全链路追踪与安全审计，主要用于操作日志查询、安全审计功能模块的实现中。</w:t>
-      </w:r>
-    </w:p>
-    <w:p>
-      <w:pPr>
-        <w:bidi w:val="0"/>
-        <w:rPr>
-          <w:lang w:eastAsia="zh"/>
-        </w:rPr>
-      </w:pPr>
-      <w:r>
-        <w:rPr>
-          <w:rFonts w:hint="eastAsia"/>
-          <w:lang w:eastAsia="zh"/>
-        </w:rPr>
-        <w:t>NotificationRecord类用于存储系统发送的通知记录（通知类型、发送渠道、收件人、标题、内容、发送状态、重试次数、失败原因等），实现缴费提醒等通知的发送、重试与状态跟踪，主要用于通知管理、缴费提醒功能模块的实现中。</w:t>
-      </w:r>
-    </w:p>
-    <w:p>
-      <w:pPr>
-        <w:pStyle w:val="2"/>
-        <w:spacing w:before="200" w:after="200" w:line="240" w:lineRule="auto"/>
-        <w:rPr>
-          <w:kern w:val="0"/>
-          <w:sz w:val="36"/>
-        </w:rPr>
-      </w:pPr>
-      <w:bookmarkStart w:id="47" w:name="_Toc233746565"/>
-      <w:bookmarkStart w:id="48" w:name="_Toc827425147"/>
-      <w:bookmarkStart w:id="49" w:name="_Toc5422"/>
-      <w:r>
-        <w:rPr>
-          <w:rFonts w:hint="eastAsia"/>
-          <w:kern w:val="0"/>
-          <w:sz w:val="36"/>
-        </w:rPr>
-        <w:t>4</w:t>
-      </w:r>
-      <w:r>
-        <w:rPr>
-          <w:kern w:val="0"/>
-          <w:sz w:val="36"/>
-        </w:rPr>
-        <w:t>.</w:t>
-      </w:r>
-      <w:bookmarkEnd w:id="34"/>
-      <w:bookmarkEnd w:id="35"/>
-      <w:bookmarkStart w:id="50" w:name="_Toc499989405"/>
-      <w:r>
-        <w:rPr>
-          <w:kern w:val="0"/>
-          <w:sz w:val="36"/>
-        </w:rPr>
-        <w:t xml:space="preserve"> </w:t>
-      </w:r>
-      <w:r>
-        <w:rPr>
-          <w:rFonts w:hint="eastAsia"/>
-          <w:kern w:val="0"/>
-          <w:sz w:val="36"/>
-        </w:rPr>
-        <w:t>数据库设计</w:t>
-      </w:r>
-      <w:bookmarkEnd w:id="47"/>
-      <w:bookmarkEnd w:id="48"/>
-      <w:bookmarkEnd w:id="49"/>
-    </w:p>
-    <w:p>
-      <w:pPr>
-        <w:numPr>
-          <w:ilvl w:val="0"/>
-          <w:numId w:val="1"/>
-        </w:numPr>
-        <w:bidi w:val="0"/>
-      </w:pPr>
-      <w:bookmarkStart w:id="51" w:name="_Toc526864921"/>
-      <w:r>
-        <w:rPr>
-          <w:rFonts w:hint="eastAsia"/>
-          <w:lang w:eastAsia="zh"/>
-        </w:rPr>
-        <w:t>数据表sys_user用于存储系统用户的基本信息，包含用户名、加密密码、真实姓名、角色类型（ADMIN/TEACHER/STUDENT）、账号状态及头像URL，通过create_time和update_time字段实现时间追踪，主要用于系统登录认证、用户管理、个人信息维护功能模块的实现中。</w:t>
-      </w:r>
-    </w:p>
-    <w:p>
-      <w:pPr>
-        <w:numPr>
-          <w:ilvl w:val="0"/>
-          <w:numId w:val="1"/>
-        </w:numPr>
-        <w:bidi w:val="0"/>
-      </w:pPr>
-      <w:r>
-        <w:rPr>
-          <w:rFonts w:hint="eastAsia"/>
-          <w:lang w:eastAsia="zh"/>
-        </w:rPr>
-        <w:t>数据表sys_role用于存储系统角色的基本信息，包含角色编码（roleCode）、角色名称（roleName）、角色描述（description）及状态标识（status），配合sys_role_menu表实现基于角色的权限控制（RBAC），主要用于角色管理、权限分配功能模块的实现中。</w:t>
-      </w:r>
-    </w:p>
-    <w:p>
-      <w:pPr>
-        <w:numPr>
-          <w:ilvl w:val="0"/>
-          <w:numId w:val="1"/>
-        </w:numPr>
-        <w:bidi w:val="0"/>
-        <w:rPr>
-          <w:lang w:eastAsia="zh"/>
-        </w:rPr>
-      </w:pPr>
-      <w:r>
-        <w:rPr>
-          <w:rFonts w:hint="eastAsia"/>
-          <w:lang w:eastAsia="zh"/>
-        </w:rPr>
-        <w:t>数据表sys_menu用于存储系统菜单与权限项的基本信息，包含父级菜单ID（parentId）实现树形层级结构、菜单名称、菜单类型（目录/菜单/按钮）、前端路由路径、图标、权限标识码（permissionCode）、排序序号（sortOrder）及可见性（visible），主要用于菜单管理、动态路由渲染、按钮级权限控制功能模块的实现中。</w:t>
-      </w:r>
-    </w:p>
-    <w:p>
-      <w:pPr>
-        <w:numPr>
-          <w:ilvl w:val="0"/>
-          <w:numId w:val="1"/>
-        </w:numPr>
-        <w:bidi w:val="0"/>
-        <w:rPr>
-          <w:lang w:eastAsia="zh"/>
-        </w:rPr>
-      </w:pPr>
-      <w:r>
-        <w:rPr>
-          <w:rFonts w:hint="eastAsia"/>
-          <w:lang w:eastAsia="zh"/>
-        </w:rPr>
-        <w:t>数据表sys_role_menu用于存储角色与菜单之间的多对多关联关系，通过role_id关联角色表、menu_id关联菜单表，实现角色与权限项的灵活绑定，主要用于角色管理、权限分配功能模块的实现中。</w:t>
-      </w:r>
-    </w:p>
-    <w:p>
-      <w:pPr>
-        <w:numPr>
-          <w:ilvl w:val="0"/>
-          <w:numId w:val="1"/>
-        </w:numPr>
-        <w:bidi w:val="0"/>
-        <w:rPr>
-          <w:lang w:eastAsia="zh"/>
-        </w:rPr>
-      </w:pPr>
-      <w:r>
-        <w:rPr>
-          <w:rFonts w:hint="eastAsia"/>
-          <w:lang w:eastAsia="zh"/>
-        </w:rPr>
-        <w:t>数据表dormitory用于存储学校宿舍的基本信息，包含宿舍编号（dormitoryNo，如A-101）、楼栋（building）、楼层（floor）、房间类型（roomType，如单人间/双人间/四人间）、容纳人数（capacity）及状态（ACTIVE/INACTIVE），通过occupiedCount字段（查询时动态填充）展示当前已入住人数，主要用于宿舍管理、住宿资源分配功能模块的实现中。</w:t>
-      </w:r>
-    </w:p>
-    <w:p>
-      <w:pPr>
-        <w:numPr>
-          <w:ilvl w:val="0"/>
-          <w:numId w:val="1"/>
-        </w:numPr>
-        <w:bidi w:val="0"/>
-        <w:rPr>
-          <w:lang w:eastAsia="zh"/>
-        </w:rPr>
-      </w:pPr>
-      <w:r>
-        <w:rPr>
-          <w:rFonts w:hint="eastAsia"/>
-          <w:lang w:eastAsia="zh"/>
-        </w:rPr>
-        <w:t>数据表student_dormitory用于存储学生与宿舍的入住关联信息，包含学生姓名（studentName）、学号（studentNo）、宿舍编号（dormitoryNo）、联系电话（phone）、入住日期（checkInDate）、缴费状态（paymentStatus）及照片URL（photo，MinIO存储），通过user_id关联系统用户表实现学生账号绑定，采用逻辑删除（deleted）保证数据安全，主要用于学生管理、入住登记与退宿、学生端我的宿舍功能模块的实现中。</w:t>
-      </w:r>
-    </w:p>
-    <w:p>
-      <w:pPr>
-        <w:numPr>
-          <w:ilvl w:val="0"/>
-          <w:numId w:val="1"/>
-        </w:numPr>
-        <w:bidi w:val="0"/>
-        <w:rPr>
-          <w:lang w:eastAsia="zh"/>
-        </w:rPr>
-      </w:pPr>
-      <w:r>
-        <w:rPr>
-          <w:rFonts w:hint="eastAsia"/>
-          <w:lang w:eastAsia="zh"/>
-        </w:rPr>
-        <w:t>数据表fee_item用于存储收费项目的配置信息，包含收费项目名称（itemName）、费用类型（feeType，如住宿费/水电费）、单价（unitPrice）、计费周期（billingCycle，如月/学期）、适用宿舍类型（applicableDormType）及状态（status），支持逻辑删除（deleted），主要用于收费项目配置、账单自动生成功能模块的实现中。</w:t>
-      </w:r>
-    </w:p>
-    <w:p>
-      <w:pPr>
-        <w:numPr>
-          <w:ilvl w:val="0"/>
-          <w:numId w:val="1"/>
-        </w:numPr>
-        <w:bidi w:val="0"/>
-        <w:rPr>
-          <w:lang w:eastAsia="zh"/>
-        </w:rPr>
-      </w:pPr>
-      <w:r>
-        <w:rPr>
-          <w:rFonts w:hint="eastAsia"/>
-          <w:lang w:eastAsia="zh"/>
-        </w:rPr>
-        <w:t>数据表payment_bill用于存储学生缴费账单信息，包含关联学生ID（studentId）、关联收费项目ID（feeItemId）、账单编号（billNo）、学期（semester）、账单金额（amount）、已缴金额（paidAmount）、缴费截止日期（dueDate）、状态（status，如未缴/部分缴纳/已缴清）及备注（remark），查询时通过非数据库字段关联填充学生姓名、学号、宿舍编号、收费项目名称等信息，主要用于账单管理、缴费跟踪、学生端我的账单、统计报表功能模块的实现中。</w:t>
-      </w:r>
-    </w:p>
-    <w:p>
-      <w:pPr>
-        <w:numPr>
-          <w:ilvl w:val="0"/>
-          <w:numId w:val="1"/>
-        </w:numPr>
-        <w:bidi w:val="0"/>
-        <w:rPr>
-          <w:lang w:eastAsia="zh"/>
-        </w:rPr>
-      </w:pPr>
-      <w:r>
-        <w:rPr>
-          <w:rFonts w:hint="eastAsia"/>
-          <w:lang w:eastAsia="zh"/>
-        </w:rPr>
-        <w:t>数据表payment_record用于存储每笔支付交易的详细流水记录，包含关联账单ID（billId）、关联学生ID（studentId）、订单号（orderNo）、支付金额（amount）、支付方式（payMethod，如微信/支付宝/现金）、第三方交易编号（tradeNo）、支付时间（payTime）、支付状态（status）及缴费回执URL（receiptUrl），查询时通过非数据库字段关联填充学生姓名、学号、账单编号、收费项目名称，主要用于缴费管理、支付流水追溯、电子回执管理功能模块的实现中。</w:t>
-      </w:r>
-    </w:p>
-    <w:p>
-      <w:pPr>
-        <w:numPr>
-          <w:ilvl w:val="0"/>
-          <w:numId w:val="1"/>
-        </w:numPr>
-        <w:bidi w:val="0"/>
-        <w:rPr>
-          <w:lang w:eastAsia="zh"/>
-        </w:rPr>
-      </w:pPr>
-      <w:r>
-        <w:rPr>
-          <w:rFonts w:hint="eastAsia"/>
-          <w:lang w:eastAsia="zh"/>
-        </w:rPr>
-        <w:t>数据表kb_document用于存储知识库上传文档的元信息，包含文档标题（title）、文档描述（description）、原始文件名（fileName）、文件类型（fileType，如PDF/WORD/EXCEL/PPT/TXT/MD）、文件大小（fileSize，字节）、MinIO文件存储URL（fileUrl）、分块数量（chunkCount）、处理状态（status，PENDING/PROCESSING/COMPLETED/FAILED）及失败原因（errorMsg），主要用于知识库文档上传与管理、文档解析与向量化功能模块的实现中。</w:t>
-      </w:r>
-    </w:p>
-    <w:p>
-      <w:pPr>
-        <w:numPr>
-          <w:ilvl w:val="0"/>
-          <w:numId w:val="1"/>
-        </w:numPr>
-        <w:bidi w:val="0"/>
-        <w:rPr>
-          <w:lang w:eastAsia="zh"/>
-        </w:rPr>
-      </w:pPr>
-      <w:r>
-        <w:rPr>
-          <w:rFonts w:hint="eastAsia"/>
-          <w:lang w:eastAsia="zh"/>
-        </w:rPr>
-        <w:t>数据表kb_chunk用于存储文档分块后的文本元数据，包含关联文档ID（documentId）、Milvus向量数据库中对应的chunk_id（chunkId，用于交叉引用）、分块序号（chunkIndex，从0开始）、分块文本内容（content）及Token数量估算（tokenCount），配合Milvus向量数据库实现语义相似度检索，主要用于知识库RAG检索、AI问答上下文构建功能模块的实现中。</w:t>
-      </w:r>
-    </w:p>
-    <w:p>
-      <w:pPr>
-        <w:numPr>
-          <w:ilvl w:val="0"/>
-          <w:numId w:val="1"/>
-        </w:numPr>
-        <w:bidi w:val="0"/>
-        <w:rPr>
-          <w:lang w:eastAsia="zh"/>
-        </w:rPr>
-      </w:pPr>
-      <w:r>
-        <w:rPr>
-          <w:rFonts w:hint="eastAsia"/>
-          <w:lang w:eastAsia="zh"/>
-        </w:rPr>
-        <w:t>数据表ai_qa_log用于存储AI问答的完整交互记录，包含用户ID（userId）、用户问题（question）、AI回答内容（answer）、回答来源（source，如AI/LOCAL_KB/CACHE/FALLBACK/AI_STREAM/RATE_LIMIT/ERROR）、AI模型名称（modelName）、响应耗时（responseTime，毫秒）、Token消耗量（tokenCount，估算值）及引用来源列表（citations，JSON格式），主要用于AI问答历史追溯、Token消耗统计、多来源回答追踪功能模块的实现中。</w:t>
-      </w:r>
-    </w:p>
-    <w:p>
-      <w:pPr>
-        <w:numPr>
-          <w:ilvl w:val="0"/>
-          <w:numId w:val="1"/>
-        </w:numPr>
-        <w:bidi w:val="0"/>
-        <w:rPr>
-          <w:lang w:eastAsia="zh"/>
-        </w:rPr>
-      </w:pPr>
-      <w:r>
-        <w:rPr>
-          <w:rFonts w:hint="eastAsia"/>
-          <w:lang w:eastAsia="zh"/>
-        </w:rPr>
-        <w:t>数据表operation_log用于存储企业级系统操作审计日志，包含操作人ID（userId）、操作人用户名（username）、操作人真实姓名（realName）、操作模块（module，如学生管理/账单管理/系统管理）、操作类型（action，如新增/修改/删除/登录/支付）、操作描述（description，人可读摘要）、请求方法全限定名（method）、请求参数（requestParams，JSON格式，敏感字段脱敏）、执行耗时（duration，毫秒）、操作结果（status，SUCCESS/FAIL）、错误信息（errorMsg）、客户端IP（ipAddress）及User-Agent（userAgent），主要用于操作日志查询、安全审计与追溯功能模块的实现中。</w:t>
-      </w:r>
-    </w:p>
-    <w:p>
-      <w:pPr>
-        <w:numPr>
-          <w:ilvl w:val="0"/>
-          <w:numId w:val="1"/>
-        </w:numPr>
-        <w:bidi w:val="0"/>
-      </w:pPr>
-      <w:r>
-        <w:rPr>
-          <w:rFonts w:hint="eastAsia"/>
-          <w:lang w:eastAsia="zh"/>
-        </w:rPr>
-        <w:t>数据表notification_record用于存储系统发送的通知记录，包含关联学生ID（studentId）、关联账单ID（billId）、通知类型（notifyType）、发送渠道（channel，如短信/邮件/站内信）、收件人（recipient）、通知标题（title）、通知内容（content）、发送状态（status）、重试次数（retryCount）、实际发送时间（sendTime）及失败原因（failReason），主要用于缴费到期提醒通知、通知发送与重试管理功能模块的实现中。</w:t>
-      </w:r>
-      <w:r>
-        <w:rPr>
-          <w:rFonts w:hint="eastAsia"/>
-        </w:rPr>
-        <w:t>数据库关系图如图4-1所示。</w:t>
-      </w:r>
-    </w:p>
-    <w:p>
-      <w:pPr>
-        <w:pStyle w:val="52"/>
-        <w:spacing w:line="240" w:lineRule="auto"/>
-        <w:ind w:firstLine="0"/>
+      <w:r>
+        <w:rPr>
+          <w:rFonts w:hint="eastAsia" w:ascii="Times New Roman" w:hAnsi="Times New Roman"/>
+          <w:color w:val="auto"/>
+          <w:szCs w:val="21"/>
+          <w:lang w:val="en-US" w:eastAsia="zh-CN"/>
+        </w:rPr>
+        <w:t>一</w:t>
+      </w:r>
+    </w:p>
+    <w:p>
+      <w:pPr>
         <w:jc w:val="center"/>
         <w:rPr>
-          <w:rFonts w:hint="eastAsia" w:ascii="Times New Roman" w:hAnsi="Times New Roman" w:eastAsia="宋体"/>
-          <w:color w:val="auto"/>
-          <w:szCs w:val="21"/>
+          <w:rFonts w:hint="eastAsia" w:eastAsia="宋体"/>
           <w:lang w:eastAsia="zh-CN"/>
         </w:rPr>
       </w:pPr>
-      <w:r>
-        <w:rPr>
-          <w:rFonts w:hint="eastAsia" w:ascii="Times New Roman" w:hAnsi="Times New Roman" w:eastAsia="宋体"/>
-          <w:color w:val="auto"/>
-          <w:szCs w:val="21"/>
+    </w:p>
+    <w:p>
+      <w:pPr>
+        <w:jc w:val="center"/>
+        <w:rPr>
+          <w:rFonts w:hint="eastAsia" w:eastAsia="宋体"/>
+          <w:lang w:eastAsia="zh-CN"/>
+        </w:rPr>
+      </w:pPr>
+      <w:r>
+        <w:rPr>
+          <w:rFonts w:hint="eastAsia" w:eastAsia="宋体"/>
           <w:lang w:eastAsia="zh-CN"/>
         </w:rPr>
         <w:drawing>
           <wp:inline distT="0" distB="0" distL="114300" distR="114300">
-            <wp:extent cx="5340985" cy="5784215"/>
-            <wp:effectExtent l="0" t="0" r="5715" b="6985"/>
-            <wp:docPr id="3" name="图片 3" descr="school_dormitory_diagram"/>
+            <wp:extent cx="5348605" cy="2519045"/>
+            <wp:effectExtent l="0" t="0" r="10795" b="8255"/>
+            <wp:docPr id="4" name="图片 4" descr="实体类图2.drawio"/>
             <wp:cNvGraphicFramePr>
               <a:graphicFrameLocks xmlns:a="http://schemas.openxmlformats.org/drawingml/2006/main" noChangeAspect="1"/>
             </wp:cNvGraphicFramePr>
@@ -6144,7 +5614,7 @@
               <a:graphicData uri="http://schemas.openxmlformats.org/drawingml/2006/picture">
                 <pic:pic xmlns:pic="http://schemas.openxmlformats.org/drawingml/2006/picture">
                   <pic:nvPicPr>
-                    <pic:cNvPr id="3" name="图片 3" descr="school_dormitory_diagram"/>
+                    <pic:cNvPr id="4" name="图片 4" descr="实体类图2.drawio"/>
                     <pic:cNvPicPr>
                       <a:picLocks noChangeAspect="1"/>
                     </pic:cNvPicPr>
@@ -6158,7 +5628,7 @@
                   <pic:spPr>
                     <a:xfrm>
                       <a:off x="0" y="0"/>
-                      <a:ext cx="5340985" cy="5784215"/>
+                      <a:ext cx="5348605" cy="2519045"/>
                     </a:xfrm>
                     <a:prstGeom prst="rect">
                       <a:avLst/>
@@ -6178,8 +5648,8 @@
         <w:ind w:firstLine="0"/>
         <w:jc w:val="center"/>
         <w:rPr>
-          <w:rFonts w:ascii="Times New Roman" w:hAnsi="Times New Roman"/>
-          <w:color w:val="FF0000"/>
+          <w:rFonts w:hint="eastAsia" w:eastAsia="宋体"/>
+          <w:lang w:eastAsia="zh-CN"/>
         </w:rPr>
       </w:pPr>
       <w:r>
@@ -6188,9 +5658,354 @@
           <w:color w:val="auto"/>
           <w:szCs w:val="21"/>
         </w:rPr>
-        <w:t>图4-1 数据库关系图</w:t>
-      </w:r>
-      <w:bookmarkEnd w:id="51"/>
+        <w:t>图3-</w:t>
+      </w:r>
+      <w:r>
+        <w:rPr>
+          <w:rFonts w:hint="eastAsia" w:ascii="Times New Roman" w:hAnsi="Times New Roman"/>
+          <w:color w:val="auto"/>
+          <w:szCs w:val="21"/>
+          <w:lang w:val="en-US" w:eastAsia="zh-CN"/>
+        </w:rPr>
+        <w:t>2</w:t>
+      </w:r>
+      <w:r>
+        <w:rPr>
+          <w:rFonts w:hint="eastAsia" w:ascii="Times New Roman" w:hAnsi="Times New Roman"/>
+          <w:color w:val="auto"/>
+          <w:szCs w:val="21"/>
+        </w:rPr>
+        <w:t xml:space="preserve"> 实体类图</w:t>
+      </w:r>
+      <w:r>
+        <w:rPr>
+          <w:rFonts w:hint="eastAsia" w:ascii="Times New Roman" w:hAnsi="Times New Roman"/>
+          <w:color w:val="auto"/>
+          <w:szCs w:val="21"/>
+          <w:lang w:val="en-US" w:eastAsia="zh-CN"/>
+        </w:rPr>
+        <w:t>二</w:t>
+      </w:r>
+    </w:p>
+    <w:p>
+      <w:pPr>
+        <w:jc w:val="center"/>
+        <w:rPr>
+          <w:rFonts w:hint="eastAsia" w:eastAsia="宋体"/>
+          <w:lang w:eastAsia="zh-CN"/>
+        </w:rPr>
+      </w:pPr>
+      <w:r>
+        <w:rPr>
+          <w:rFonts w:hint="eastAsia" w:eastAsia="宋体"/>
+          <w:lang w:eastAsia="zh-CN"/>
+        </w:rPr>
+        <w:drawing>
+          <wp:inline distT="0" distB="0" distL="114300" distR="114300">
+            <wp:extent cx="5348605" cy="3012440"/>
+            <wp:effectExtent l="0" t="0" r="10795" b="10160"/>
+            <wp:docPr id="2" name="图片 2" descr="实体类图3.drawio"/>
+            <wp:cNvGraphicFramePr>
+              <a:graphicFrameLocks xmlns:a="http://schemas.openxmlformats.org/drawingml/2006/main" noChangeAspect="1"/>
+            </wp:cNvGraphicFramePr>
+            <a:graphic xmlns:a="http://schemas.openxmlformats.org/drawingml/2006/main">
+              <a:graphicData uri="http://schemas.openxmlformats.org/drawingml/2006/picture">
+                <pic:pic xmlns:pic="http://schemas.openxmlformats.org/drawingml/2006/picture">
+                  <pic:nvPicPr>
+                    <pic:cNvPr id="2" name="图片 2" descr="实体类图3.drawio"/>
+                    <pic:cNvPicPr>
+                      <a:picLocks noChangeAspect="1"/>
+                    </pic:cNvPicPr>
+                  </pic:nvPicPr>
+                  <pic:blipFill>
+                    <a:blip r:embed="rId19"/>
+                    <a:stretch>
+                      <a:fillRect/>
+                    </a:stretch>
+                  </pic:blipFill>
+                  <pic:spPr>
+                    <a:xfrm>
+                      <a:off x="0" y="0"/>
+                      <a:ext cx="5348605" cy="3012440"/>
+                    </a:xfrm>
+                    <a:prstGeom prst="rect">
+                      <a:avLst/>
+                    </a:prstGeom>
+                  </pic:spPr>
+                </pic:pic>
+              </a:graphicData>
+            </a:graphic>
+          </wp:inline>
+        </w:drawing>
+      </w:r>
+    </w:p>
+    <w:p>
+      <w:pPr>
+        <w:pStyle w:val="52"/>
+        <w:spacing w:line="240" w:lineRule="auto"/>
+        <w:ind w:firstLine="0"/>
+        <w:jc w:val="center"/>
+        <w:rPr>
+          <w:rFonts w:hint="eastAsia" w:ascii="Times New Roman" w:hAnsi="Times New Roman" w:eastAsia="宋体"/>
+          <w:color w:val="auto"/>
+          <w:lang w:val="en-US" w:eastAsia="zh-CN"/>
+        </w:rPr>
+      </w:pPr>
+      <w:r>
+        <w:rPr>
+          <w:rFonts w:hint="eastAsia" w:ascii="Times New Roman" w:hAnsi="Times New Roman"/>
+          <w:color w:val="auto"/>
+          <w:szCs w:val="21"/>
+        </w:rPr>
+        <w:t>图3-</w:t>
+      </w:r>
+      <w:r>
+        <w:rPr>
+          <w:rFonts w:hint="eastAsia" w:ascii="Times New Roman" w:hAnsi="Times New Roman"/>
+          <w:color w:val="auto"/>
+          <w:szCs w:val="21"/>
+          <w:lang w:val="en-US" w:eastAsia="zh-CN"/>
+        </w:rPr>
+        <w:t>3</w:t>
+      </w:r>
+      <w:r>
+        <w:rPr>
+          <w:rFonts w:hint="eastAsia" w:ascii="Times New Roman" w:hAnsi="Times New Roman"/>
+          <w:color w:val="auto"/>
+          <w:szCs w:val="21"/>
+        </w:rPr>
+        <w:t xml:space="preserve"> 实体类图</w:t>
+      </w:r>
+      <w:r>
+        <w:rPr>
+          <w:rFonts w:hint="eastAsia" w:ascii="Times New Roman" w:hAnsi="Times New Roman"/>
+          <w:color w:val="auto"/>
+          <w:szCs w:val="21"/>
+          <w:lang w:val="en-US" w:eastAsia="zh-CN"/>
+        </w:rPr>
+        <w:t>三</w:t>
+      </w:r>
+    </w:p>
+    <w:p>
+      <w:pPr>
+        <w:bidi w:val="0"/>
+      </w:pPr>
+      <w:r>
+        <w:rPr>
+          <w:rFonts w:hint="eastAsia"/>
+        </w:rPr>
+        <w:t>实体类的基本信息及作用描述如下：</w:t>
+      </w:r>
+    </w:p>
+    <w:p>
+      <w:pPr>
+        <w:bidi w:val="0"/>
+        <w:rPr>
+          <w:lang w:eastAsia="zh"/>
+        </w:rPr>
+      </w:pPr>
+      <w:r>
+        <w:rPr>
+          <w:rFonts w:hint="eastAsia"/>
+          <w:lang w:eastAsia="zh"/>
+        </w:rPr>
+        <w:t>SysUser类用于存储系统用户的基本信息，实现对用户的增删改查、登录认证与头像管理，主要用于用户管理、登录认证、个人信息功能模块的实现中。</w:t>
+      </w:r>
+    </w:p>
+    <w:p>
+      <w:pPr>
+        <w:bidi w:val="0"/>
+        <w:rPr>
+          <w:lang w:eastAsia="zh"/>
+        </w:rPr>
+      </w:pPr>
+      <w:r>
+        <w:rPr>
+          <w:rFonts w:hint="eastAsia"/>
+          <w:lang w:eastAsia="zh"/>
+        </w:rPr>
+        <w:t>SysRole类用于存储系统角色的基本信息，实现基于角色的访问控制(RBAC)，主要用于角色管理、权限分配功能模块的实现中。</w:t>
+      </w:r>
+    </w:p>
+    <w:p>
+      <w:pPr>
+        <w:bidi w:val="0"/>
+        <w:rPr>
+          <w:lang w:eastAsia="zh"/>
+        </w:rPr>
+      </w:pPr>
+      <w:r>
+        <w:rPr>
+          <w:rFonts w:hint="eastAsia"/>
+          <w:lang w:eastAsia="zh"/>
+        </w:rPr>
+        <w:t>SysMenu类用于存储系统菜单与权限项的基本信息，实现前端菜单树的动态渲染与后端接口权限校验，主要用于菜单管理、权限控制、动态路由功能模块的实现中。</w:t>
+      </w:r>
+    </w:p>
+    <w:p>
+      <w:pPr>
+        <w:bidi w:val="0"/>
+        <w:rPr>
+          <w:lang w:eastAsia="zh"/>
+        </w:rPr>
+      </w:pPr>
+      <w:r>
+        <w:rPr>
+          <w:rFonts w:hint="eastAsia"/>
+          <w:lang w:eastAsia="zh"/>
+        </w:rPr>
+        <w:t>SysRoleMenu类用于存储角色与菜单的关联关系，实现角色与权限的多对多映射，主要用于角色管理、权限分配功能模块的实现中。</w:t>
+      </w:r>
+    </w:p>
+    <w:p>
+      <w:pPr>
+        <w:bidi w:val="0"/>
+        <w:rPr>
+          <w:lang w:eastAsia="zh"/>
+        </w:rPr>
+      </w:pPr>
+      <w:r>
+        <w:rPr>
+          <w:rFonts w:hint="eastAsia"/>
+          <w:lang w:eastAsia="zh"/>
+        </w:rPr>
+        <w:t>Dormitory类用于存储宿舍的基本信息（编号、楼栋、楼层、房型、容纳人数等），实现对宿舍的增删改查与入住统计，主要用于宿舍管理、学生住宿分配功能模块的实现中。</w:t>
+      </w:r>
+    </w:p>
+    <w:p>
+      <w:pPr>
+        <w:bidi w:val="0"/>
+        <w:rPr>
+          <w:lang w:eastAsia="zh"/>
+        </w:rPr>
+      </w:pPr>
+      <w:r>
+        <w:rPr>
+          <w:rFonts w:hint="eastAsia"/>
+          <w:lang w:eastAsia="zh"/>
+        </w:rPr>
+        <w:t>StudentDormitory类用于存储学生与宿舍的入住关联信息，实现学生入住登记、退宿管理及照片存储，主要用于学生管理、宿舍分配、学生端我的宿舍功能模块的实现中。</w:t>
+      </w:r>
+    </w:p>
+    <w:p>
+      <w:pPr>
+        <w:bidi w:val="0"/>
+        <w:rPr>
+          <w:lang w:eastAsia="zh"/>
+        </w:rPr>
+      </w:pPr>
+      <w:r>
+        <w:rPr>
+          <w:rFonts w:hint="eastAsia"/>
+          <w:lang w:eastAsia="zh"/>
+        </w:rPr>
+        <w:t>FeeItem类用于存储收费项目的配置信息（费用名称、类型、单价、计费周期、适用房型等），实现收费标准的定义与灵活配置，主要用于收费项目管理、账单自动生成功能模块的实现中。</w:t>
+      </w:r>
+    </w:p>
+    <w:p>
+      <w:pPr>
+        <w:bidi w:val="0"/>
+        <w:rPr>
+          <w:lang w:eastAsia="zh"/>
+        </w:rPr>
+      </w:pPr>
+      <w:r>
+        <w:rPr>
+          <w:rFonts w:hint="eastAsia"/>
+          <w:lang w:eastAsia="zh"/>
+        </w:rPr>
+        <w:t>PaymentBill类用于存储学生缴费账单信息（账单编号、学期、金额、已缴金额、截止日期等），实现账单的生成、查询与缴费状态跟踪，主要用于账单管理、缴费管理、学生端我的账单、统计报表功能模块的实现中。</w:t>
+      </w:r>
+    </w:p>
+    <w:p>
+      <w:pPr>
+        <w:bidi w:val="0"/>
+        <w:rPr>
+          <w:lang w:eastAsia="zh"/>
+        </w:rPr>
+      </w:pPr>
+      <w:r>
+        <w:rPr>
+          <w:rFonts w:hint="eastAsia"/>
+          <w:lang w:eastAsia="zh"/>
+        </w:rPr>
+        <w:t>PaymentRecord类用于存储每笔支付交易的详细流水记录（订单号、支付金额、支付方式、交易编号、回执URL等），实现支付流水追溯与电子凭证管理，主要用于缴费管理、支付记录查询功能模块的实现中。</w:t>
+      </w:r>
+    </w:p>
+    <w:p>
+      <w:pPr>
+        <w:bidi w:val="0"/>
+        <w:rPr>
+          <w:lang w:eastAsia="zh"/>
+        </w:rPr>
+      </w:pPr>
+      <w:r>
+        <w:rPr>
+          <w:rFonts w:hint="eastAsia"/>
+          <w:lang w:eastAsia="zh"/>
+        </w:rPr>
+        <w:t>KbDocument类用于存储知识库中上传的文档元信息（标题、文件名、文件类型、MinIO存储URL、处理状态等），实现文档的上传、解析与状态跟踪，主要用于知识库管理、AI问答功能模块的实现中。</w:t>
+      </w:r>
+    </w:p>
+    <w:p>
+      <w:pPr>
+        <w:bidi w:val="0"/>
+        <w:rPr>
+          <w:lang w:eastAsia="zh"/>
+        </w:rPr>
+      </w:pPr>
+      <w:r>
+        <w:rPr>
+          <w:rFonts w:hint="eastAsia"/>
+          <w:lang w:eastAsia="zh"/>
+        </w:rPr>
+        <w:t>KbChunk类用于存储文档分块后的文本元数据（分块内容、序号、Token数量、Milvus向量ID），配合Milvus向量数据库实现语义检索，主要用于知识库管理、AI问答RAG检索功能模块的实现中。</w:t>
+      </w:r>
+    </w:p>
+    <w:p>
+      <w:pPr>
+        <w:bidi w:val="0"/>
+        <w:rPr>
+          <w:lang w:eastAsia="zh"/>
+        </w:rPr>
+      </w:pPr>
+      <w:r>
+        <w:rPr>
+          <w:rFonts w:hint="eastAsia"/>
+          <w:lang w:eastAsia="zh"/>
+        </w:rPr>
+        <w:t>AiQaLog类用于存储AI问答的完整交互记录（用户问题、AI回答、来源模型、响应时间、Token消耗量、引用来源等），实现问答历史追溯、Token消耗统计与多来源追踪，主要用于AI问答、问答历史功能模块的实现中。</w:t>
+      </w:r>
+    </w:p>
+    <w:p>
+      <w:pPr>
+        <w:bidi w:val="0"/>
+        <w:rPr>
+          <w:lang w:eastAsia="zh"/>
+        </w:rPr>
+      </w:pPr>
+      <w:r>
+        <w:rPr>
+          <w:rFonts w:hint="eastAsia"/>
+          <w:lang w:eastAsia="zh"/>
+        </w:rPr>
+        <w:t>OperationLog类用于存储系统操作审计日志（操作人、模块、操作类型、请求参数、执行耗时、IP地址、User-Agent等），实现操作行为的全链路追踪与安全审计，主要用于操作日志查询、安全审计功能模块的实现中。</w:t>
+      </w:r>
+    </w:p>
+    <w:p>
+      <w:pPr>
+        <w:bidi w:val="0"/>
+        <w:rPr>
+          <w:lang w:eastAsia="zh"/>
+        </w:rPr>
+      </w:pPr>
+      <w:r>
+        <w:rPr>
+          <w:rFonts w:hint="eastAsia"/>
+          <w:lang w:eastAsia="zh"/>
+        </w:rPr>
+        <w:t>NotificationRecord类用于存储系统发送的通知记录（通知类型、发送渠道、收件人、标题、内容、发送状态、重试次数、失败原因等），实现缴费提醒等通知的发送、重试与状态跟踪，主要用于通知管理、缴费提醒功能模块的实现中。</w:t>
+      </w:r>
     </w:p>
     <w:p>
       <w:pPr>
@@ -6201,9 +6016,641 @@
           <w:sz w:val="36"/>
         </w:rPr>
       </w:pPr>
-      <w:bookmarkStart w:id="52" w:name="_Toc1791420439"/>
-      <w:bookmarkStart w:id="53" w:name="_Toc233746566"/>
-      <w:bookmarkStart w:id="54" w:name="_Toc21164"/>
+      <w:bookmarkStart w:id="47" w:name="_Toc233746565"/>
+      <w:bookmarkStart w:id="48" w:name="_Toc827425147"/>
+      <w:bookmarkStart w:id="49" w:name="_Toc5422"/>
+      <w:r>
+        <w:rPr>
+          <w:rFonts w:hint="eastAsia"/>
+          <w:kern w:val="0"/>
+          <w:sz w:val="36"/>
+        </w:rPr>
+        <w:t>4</w:t>
+      </w:r>
+      <w:r>
+        <w:rPr>
+          <w:kern w:val="0"/>
+          <w:sz w:val="36"/>
+        </w:rPr>
+        <w:t>.</w:t>
+      </w:r>
+      <w:bookmarkEnd w:id="34"/>
+      <w:bookmarkEnd w:id="35"/>
+      <w:bookmarkStart w:id="50" w:name="_Toc499989405"/>
+      <w:r>
+        <w:rPr>
+          <w:kern w:val="0"/>
+          <w:sz w:val="36"/>
+        </w:rPr>
+        <w:t xml:space="preserve"> </w:t>
+      </w:r>
+      <w:r>
+        <w:rPr>
+          <w:rFonts w:hint="eastAsia"/>
+          <w:kern w:val="0"/>
+          <w:sz w:val="36"/>
+        </w:rPr>
+        <w:t>数据库设计</w:t>
+      </w:r>
+      <w:bookmarkEnd w:id="47"/>
+      <w:bookmarkEnd w:id="48"/>
+      <w:bookmarkEnd w:id="49"/>
+    </w:p>
+    <w:p>
+      <w:pPr>
+        <w:numPr>
+          <w:ilvl w:val="0"/>
+          <w:numId w:val="1"/>
+        </w:numPr>
+        <w:bidi w:val="0"/>
+      </w:pPr>
+      <w:bookmarkStart w:id="51" w:name="_Toc526864921"/>
+      <w:r>
+        <w:rPr>
+          <w:rFonts w:hint="eastAsia"/>
+          <w:lang w:eastAsia="zh"/>
+        </w:rPr>
+        <w:t>数据表sys_user用于存储系统用户的基本信息，包含用户名、加密密码、真实姓名、角色类型（ADMIN/TEACHER/STUDENT）、账号状态及头像URL，通过create_time和update_time字段实现时间追踪，主要用于系统登录认证、用户管理、个人信息维护功能模块的实现中。</w:t>
+      </w:r>
+    </w:p>
+    <w:p>
+      <w:pPr>
+        <w:numPr>
+          <w:ilvl w:val="0"/>
+          <w:numId w:val="1"/>
+        </w:numPr>
+        <w:bidi w:val="0"/>
+      </w:pPr>
+      <w:r>
+        <w:rPr>
+          <w:rFonts w:hint="eastAsia"/>
+          <w:lang w:eastAsia="zh"/>
+        </w:rPr>
+        <w:t>数据表sys_role用于存储系统角色的基本信息，包含角色编码（roleCode）、角色名称（roleName）、角色描述（description）及状态标识（status），配合sys_role_menu表实现基于角色的权限控制（RBAC），主要用于角色管理、权限分配功能模块的实现中。</w:t>
+      </w:r>
+    </w:p>
+    <w:p>
+      <w:pPr>
+        <w:numPr>
+          <w:ilvl w:val="0"/>
+          <w:numId w:val="1"/>
+        </w:numPr>
+        <w:bidi w:val="0"/>
+        <w:rPr>
+          <w:lang w:eastAsia="zh"/>
+        </w:rPr>
+      </w:pPr>
+      <w:r>
+        <w:rPr>
+          <w:rFonts w:hint="eastAsia"/>
+          <w:lang w:eastAsia="zh"/>
+        </w:rPr>
+        <w:t>数据表sys_menu用于存储系统菜单与权限项的基本信息，包含父级菜单ID（parentId）实现树形层级结构、菜单名称、菜单类型（目录/菜单/按钮）、前端路由路径、图标、权限标识码（permissionCode）、排序序号（sortOrder）及可见性（visible），主要用于菜单管理、动态路由渲染、按钮级权限控制功能模块的实现中。</w:t>
+      </w:r>
+    </w:p>
+    <w:p>
+      <w:pPr>
+        <w:numPr>
+          <w:ilvl w:val="0"/>
+          <w:numId w:val="1"/>
+        </w:numPr>
+        <w:bidi w:val="0"/>
+        <w:rPr>
+          <w:lang w:eastAsia="zh"/>
+        </w:rPr>
+      </w:pPr>
+      <w:r>
+        <w:rPr>
+          <w:rFonts w:hint="eastAsia"/>
+          <w:lang w:eastAsia="zh"/>
+        </w:rPr>
+        <w:t>数据表sys_role_menu用于存储角色与菜单之间的多对多关联关系，通过role_id关联角色表、menu_id关联菜单表，实现角色与权限项的灵活绑定，主要用于角色管理、权限分配功能模块的实现中。</w:t>
+      </w:r>
+    </w:p>
+    <w:p>
+      <w:pPr>
+        <w:numPr>
+          <w:ilvl w:val="0"/>
+          <w:numId w:val="1"/>
+        </w:numPr>
+        <w:bidi w:val="0"/>
+        <w:rPr>
+          <w:lang w:eastAsia="zh"/>
+        </w:rPr>
+      </w:pPr>
+      <w:r>
+        <w:rPr>
+          <w:rFonts w:hint="eastAsia"/>
+          <w:lang w:eastAsia="zh"/>
+        </w:rPr>
+        <w:t>数据表dormitory用于存储学校宿舍的基本信息，包含宿舍编号（dormitoryNo，如A-101）、楼栋（building）、楼层（floor）、房间类型（roomType，如单人间/双人间/四人间）、容纳人数（capacity）及状态（ACTIVE/INACTIVE），通过occupiedCount字段（查询时动态填充）展示当前已入住人数，主要用于宿舍管理、住宿资源分配功能模块的实现中。</w:t>
+      </w:r>
+    </w:p>
+    <w:p>
+      <w:pPr>
+        <w:numPr>
+          <w:ilvl w:val="0"/>
+          <w:numId w:val="1"/>
+        </w:numPr>
+        <w:bidi w:val="0"/>
+        <w:rPr>
+          <w:lang w:eastAsia="zh"/>
+        </w:rPr>
+      </w:pPr>
+      <w:r>
+        <w:rPr>
+          <w:rFonts w:hint="eastAsia"/>
+          <w:lang w:eastAsia="zh"/>
+        </w:rPr>
+        <w:t>数据表student_dormitory用于存储学生与宿舍的入住关联信息，包含学生姓名（studentName）、学号（studentNo）、宿舍编号（dormitoryNo）、联系电话（phone）、入住日期（checkInDate）、缴费状态（paymentStatus）及照片URL（photo，MinIO存储），通过user_id关联系统用户表实现学生账号绑定，采用逻辑删除（deleted）保证数据安全，主要用于学生管理、入住登记与退宿、学生端我的宿舍功能模块的实现中。</w:t>
+      </w:r>
+    </w:p>
+    <w:p>
+      <w:pPr>
+        <w:numPr>
+          <w:ilvl w:val="0"/>
+          <w:numId w:val="1"/>
+        </w:numPr>
+        <w:bidi w:val="0"/>
+        <w:rPr>
+          <w:lang w:eastAsia="zh"/>
+        </w:rPr>
+      </w:pPr>
+      <w:r>
+        <w:rPr>
+          <w:rFonts w:hint="eastAsia"/>
+          <w:lang w:eastAsia="zh"/>
+        </w:rPr>
+        <w:t>数据表fee_item用于存储收费项目的配置信息，包含收费项目名称（itemName）、费用类型（feeType，如住宿费/水电费）、单价（unitPrice）、计费周期（billingCycle，如月/学期）、适用宿舍类型（applicableDormType）及状态（status），支持逻辑删除（deleted），主要用于收费项目配置、账单自动生成功能模块的实现中。</w:t>
+      </w:r>
+    </w:p>
+    <w:p>
+      <w:pPr>
+        <w:numPr>
+          <w:ilvl w:val="0"/>
+          <w:numId w:val="1"/>
+        </w:numPr>
+        <w:bidi w:val="0"/>
+        <w:rPr>
+          <w:lang w:eastAsia="zh"/>
+        </w:rPr>
+      </w:pPr>
+      <w:r>
+        <w:rPr>
+          <w:rFonts w:hint="eastAsia"/>
+          <w:lang w:eastAsia="zh"/>
+        </w:rPr>
+        <w:t>数据表payment_bill用于存储学生缴费账单信息，包含关联学生ID（studentId）、关联收费项目ID（feeItemId）、账单编号（billNo）、学期（semester）、账单金额（amount）、已缴金额（paidAmount）、缴费截止日期（dueDate）、状态（status，如未缴/部分缴纳/已缴清）及备注（remark），查询时通过非数据库字段关联填充学生姓名、学号、宿舍编号、收费项目名称等信息，主要用于账单管理、缴费跟踪、学生端我的账单、统计报表功能模块的实现中。</w:t>
+      </w:r>
+    </w:p>
+    <w:p>
+      <w:pPr>
+        <w:numPr>
+          <w:ilvl w:val="0"/>
+          <w:numId w:val="1"/>
+        </w:numPr>
+        <w:bidi w:val="0"/>
+        <w:rPr>
+          <w:lang w:eastAsia="zh"/>
+        </w:rPr>
+      </w:pPr>
+      <w:r>
+        <w:rPr>
+          <w:rFonts w:hint="eastAsia"/>
+          <w:lang w:eastAsia="zh"/>
+        </w:rPr>
+        <w:t>数据表payment_record用于存储每笔支付交易的详细流水记录，包含关联账单ID（billId）、关联学生ID（studentId）、订单号（orderNo）、支付金额（amount）、支付方式（payMethod，如微信/支付宝/现金）、第三方交易编号（tradeNo）、支付时间（payTime）、支付状态（status）及缴费回执URL（receiptUrl），查询时通过非数据库字段关联填充学生姓名、学号、账单编号、收费项目名称，主要用于缴费管理、支付流水追溯、电子回执管理功能模块的实现中。</w:t>
+      </w:r>
+    </w:p>
+    <w:p>
+      <w:pPr>
+        <w:numPr>
+          <w:ilvl w:val="0"/>
+          <w:numId w:val="1"/>
+        </w:numPr>
+        <w:bidi w:val="0"/>
+        <w:rPr>
+          <w:lang w:eastAsia="zh"/>
+        </w:rPr>
+      </w:pPr>
+      <w:r>
+        <w:rPr>
+          <w:rFonts w:hint="eastAsia"/>
+          <w:lang w:eastAsia="zh"/>
+        </w:rPr>
+        <w:t>数据表kb_document用于存储知识库上传文档的元信息，包含文档标题（title）、文档描述（description）、原始文件名（fileName）、文件类型（fileType，如PDF/WORD/EXCEL/PPT/TXT/MD）、文件大小（fileSize，字节）、MinIO文件存储URL（fileUrl）、分块数量（chunkCount）、处理状态（status，PENDING/PROCESSING/COMPLETED/FAILED）及失败原因（errorMsg），主要用于知识库文档上传与管理、文档解析与向量化功能模块的实现中。</w:t>
+      </w:r>
+    </w:p>
+    <w:p>
+      <w:pPr>
+        <w:numPr>
+          <w:ilvl w:val="0"/>
+          <w:numId w:val="1"/>
+        </w:numPr>
+        <w:bidi w:val="0"/>
+        <w:rPr>
+          <w:lang w:eastAsia="zh"/>
+        </w:rPr>
+      </w:pPr>
+      <w:r>
+        <w:rPr>
+          <w:rFonts w:hint="eastAsia"/>
+          <w:lang w:eastAsia="zh"/>
+        </w:rPr>
+        <w:t>数据表kb_chunk用于存储文档分块后的文本元数据，包含关联文档ID（documentId）、Milvus向量数据库中对应的chunk_id（chunkId，用于交叉引用）、分块序号（chunkIndex，从0开始）、分块文本内容（content）及Token数量估算（tokenCount），配合Milvus向量数据库实现语义相似度检索，主要用于知识库RAG检索、AI问答上下文构建功能模块的实现中。</w:t>
+      </w:r>
+    </w:p>
+    <w:p>
+      <w:pPr>
+        <w:numPr>
+          <w:ilvl w:val="0"/>
+          <w:numId w:val="1"/>
+        </w:numPr>
+        <w:bidi w:val="0"/>
+        <w:rPr>
+          <w:lang w:eastAsia="zh"/>
+        </w:rPr>
+      </w:pPr>
+      <w:r>
+        <w:rPr>
+          <w:rFonts w:hint="eastAsia"/>
+          <w:lang w:eastAsia="zh"/>
+        </w:rPr>
+        <w:t>数据表ai_qa_log用于存储AI问答的完整交互记录，包含用户ID（userId）、用户问题（question）、AI回答内容（answer）、回答来源（source，如AI/LOCAL_KB/CACHE/FALLBACK/AI_STREAM/RATE_LIMIT/ERROR）、AI模型名称（modelName）、响应耗时（responseTime，毫秒）、Token消耗量（tokenCount，估算值）及引用来源列表（citations，JSON格式），主要用于AI问答历史追溯、Token消耗统计、多来源回答追踪功能模块的实现中。</w:t>
+      </w:r>
+    </w:p>
+    <w:p>
+      <w:pPr>
+        <w:numPr>
+          <w:ilvl w:val="0"/>
+          <w:numId w:val="1"/>
+        </w:numPr>
+        <w:bidi w:val="0"/>
+        <w:rPr>
+          <w:lang w:eastAsia="zh"/>
+        </w:rPr>
+      </w:pPr>
+      <w:r>
+        <w:rPr>
+          <w:rFonts w:hint="eastAsia"/>
+          <w:lang w:eastAsia="zh"/>
+        </w:rPr>
+        <w:t>数据表operation_log用于存储企业级系统操作审计日志，包含操作人ID（userId）、操作人用户名（username）、操作人真实姓名（realName）、操作模块（module，如学生管理/账单管理/系统管理）、操作类型（action，如新增/修改/删除/登录/支付）、操作描述（description，人可读摘要）、请求方法全限定名（method）、请求参数（requestParams，JSON格式，敏感字段脱敏）、执行耗时（duration，毫秒）、操作结果（status，SUCCESS/FAIL）、错误信息（errorMsg）、客户端IP（ipAddress）及User-Agent（userAgent），主要用于操作日志查询、安全审计与追溯功能模块的实现中。</w:t>
+      </w:r>
+    </w:p>
+    <w:p>
+      <w:pPr>
+        <w:numPr>
+          <w:ilvl w:val="0"/>
+          <w:numId w:val="1"/>
+        </w:numPr>
+        <w:bidi w:val="0"/>
+      </w:pPr>
+      <w:r>
+        <w:rPr>
+          <w:rFonts w:hint="eastAsia"/>
+          <w:lang w:eastAsia="zh"/>
+        </w:rPr>
+        <w:t>数据表notification_record用于存储系统发送的通知记录，包含关联学生ID（studentId）、关联账单ID（billId）、通知类型（notifyType）、发送渠道（channel，如短信/邮件/站内信）、收件人（recipient）、通知标题（title）、通知内容（content）、发送状态（status）、重试次数（retryCount）、实际发送时间（sendTime）及失败原因（failReason），主要用于缴费到期提醒通知、通知发送与重试管理功能模块的实现中。</w:t>
+      </w:r>
+      <w:r>
+        <w:rPr>
+          <w:rFonts w:hint="eastAsia"/>
+        </w:rPr>
+        <w:t>数据库关系图如图4-1所示。</w:t>
+      </w:r>
+    </w:p>
+    <w:p>
+      <w:pPr>
+        <w:pStyle w:val="52"/>
+        <w:spacing w:line="240" w:lineRule="auto"/>
+        <w:ind w:firstLine="0"/>
+        <w:jc w:val="center"/>
+        <w:rPr>
+          <w:rFonts w:hint="eastAsia" w:ascii="Times New Roman" w:hAnsi="Times New Roman" w:eastAsia="宋体"/>
+          <w:color w:val="auto"/>
+          <w:szCs w:val="21"/>
+          <w:lang w:eastAsia="zh-CN"/>
+        </w:rPr>
+      </w:pPr>
+      <w:r>
+        <w:rPr>
+          <w:rFonts w:hint="eastAsia" w:ascii="Times New Roman" w:hAnsi="Times New Roman" w:eastAsia="宋体"/>
+          <w:color w:val="auto"/>
+          <w:szCs w:val="21"/>
+          <w:lang w:eastAsia="zh-CN"/>
+        </w:rPr>
+        <w:drawing>
+          <wp:inline distT="0" distB="0" distL="114300" distR="114300">
+            <wp:extent cx="5364480" cy="5232400"/>
+            <wp:effectExtent l="0" t="0" r="7620" b="0"/>
+            <wp:docPr id="6" name="图片 6" descr="数据库关系图2.drawio"/>
+            <wp:cNvGraphicFramePr>
+              <a:graphicFrameLocks xmlns:a="http://schemas.openxmlformats.org/drawingml/2006/main" noChangeAspect="1"/>
+            </wp:cNvGraphicFramePr>
+            <a:graphic xmlns:a="http://schemas.openxmlformats.org/drawingml/2006/main">
+              <a:graphicData uri="http://schemas.openxmlformats.org/drawingml/2006/picture">
+                <pic:pic xmlns:pic="http://schemas.openxmlformats.org/drawingml/2006/picture">
+                  <pic:nvPicPr>
+                    <pic:cNvPr id="6" name="图片 6" descr="数据库关系图2.drawio"/>
+                    <pic:cNvPicPr>
+                      <a:picLocks noChangeAspect="1"/>
+                    </pic:cNvPicPr>
+                  </pic:nvPicPr>
+                  <pic:blipFill>
+                    <a:blip r:embed="rId20"/>
+                    <a:stretch>
+                      <a:fillRect/>
+                    </a:stretch>
+                  </pic:blipFill>
+                  <pic:spPr>
+                    <a:xfrm>
+                      <a:off x="0" y="0"/>
+                      <a:ext cx="5364480" cy="5232400"/>
+                    </a:xfrm>
+                    <a:prstGeom prst="rect">
+                      <a:avLst/>
+                    </a:prstGeom>
+                  </pic:spPr>
+                </pic:pic>
+              </a:graphicData>
+            </a:graphic>
+          </wp:inline>
+        </w:drawing>
+      </w:r>
+    </w:p>
+    <w:p>
+      <w:pPr>
+        <w:pStyle w:val="52"/>
+        <w:spacing w:line="240" w:lineRule="auto"/>
+        <w:ind w:firstLine="0"/>
+        <w:jc w:val="center"/>
+        <w:rPr>
+          <w:rFonts w:hint="eastAsia" w:ascii="Times New Roman" w:hAnsi="Times New Roman" w:eastAsia="宋体"/>
+          <w:color w:val="FF0000"/>
+          <w:lang w:val="en-US" w:eastAsia="zh-CN"/>
+        </w:rPr>
+      </w:pPr>
+      <w:r>
+        <w:rPr>
+          <w:rFonts w:hint="eastAsia" w:ascii="Times New Roman" w:hAnsi="Times New Roman"/>
+          <w:color w:val="auto"/>
+          <w:szCs w:val="21"/>
+        </w:rPr>
+        <w:t>图4-1 数据库关系图</w:t>
+      </w:r>
+      <w:r>
+        <w:rPr>
+          <w:rFonts w:hint="eastAsia" w:ascii="Times New Roman" w:hAnsi="Times New Roman"/>
+          <w:color w:val="auto"/>
+          <w:szCs w:val="21"/>
+          <w:lang w:val="en-US" w:eastAsia="zh-CN"/>
+        </w:rPr>
+        <w:t>一</w:t>
+      </w:r>
+    </w:p>
+    <w:p>
+      <w:pPr>
+        <w:pStyle w:val="52"/>
+        <w:spacing w:line="240" w:lineRule="auto"/>
+        <w:ind w:firstLine="0"/>
+        <w:jc w:val="center"/>
+        <w:rPr>
+          <w:rFonts w:hint="eastAsia" w:ascii="Times New Roman" w:hAnsi="Times New Roman" w:eastAsia="宋体"/>
+          <w:color w:val="auto"/>
+          <w:szCs w:val="21"/>
+          <w:lang w:eastAsia="zh-CN"/>
+        </w:rPr>
+      </w:pPr>
+    </w:p>
+    <w:p>
+      <w:pPr>
+        <w:pStyle w:val="52"/>
+        <w:spacing w:line="240" w:lineRule="auto"/>
+        <w:ind w:firstLine="0"/>
+        <w:jc w:val="center"/>
+        <w:rPr>
+          <w:rFonts w:hint="eastAsia" w:ascii="Times New Roman" w:hAnsi="Times New Roman" w:eastAsia="宋体"/>
+          <w:color w:val="auto"/>
+          <w:szCs w:val="21"/>
+          <w:lang w:eastAsia="zh-CN"/>
+        </w:rPr>
+      </w:pPr>
+      <w:r>
+        <w:rPr>
+          <w:rFonts w:hint="eastAsia" w:ascii="Times New Roman" w:hAnsi="Times New Roman" w:eastAsia="宋体"/>
+          <w:color w:val="auto"/>
+          <w:szCs w:val="21"/>
+          <w:lang w:eastAsia="zh-CN"/>
+        </w:rPr>
+        <w:drawing>
+          <wp:inline distT="0" distB="0" distL="114300" distR="114300">
+            <wp:extent cx="5356860" cy="4126230"/>
+            <wp:effectExtent l="0" t="0" r="2540" b="1270"/>
+            <wp:docPr id="7" name="图片 7" descr="数据库关系图3.drawio"/>
+            <wp:cNvGraphicFramePr>
+              <a:graphicFrameLocks xmlns:a="http://schemas.openxmlformats.org/drawingml/2006/main" noChangeAspect="1"/>
+            </wp:cNvGraphicFramePr>
+            <a:graphic xmlns:a="http://schemas.openxmlformats.org/drawingml/2006/main">
+              <a:graphicData uri="http://schemas.openxmlformats.org/drawingml/2006/picture">
+                <pic:pic xmlns:pic="http://schemas.openxmlformats.org/drawingml/2006/picture">
+                  <pic:nvPicPr>
+                    <pic:cNvPr id="7" name="图片 7" descr="数据库关系图3.drawio"/>
+                    <pic:cNvPicPr>
+                      <a:picLocks noChangeAspect="1"/>
+                    </pic:cNvPicPr>
+                  </pic:nvPicPr>
+                  <pic:blipFill>
+                    <a:blip r:embed="rId21"/>
+                    <a:stretch>
+                      <a:fillRect/>
+                    </a:stretch>
+                  </pic:blipFill>
+                  <pic:spPr>
+                    <a:xfrm>
+                      <a:off x="0" y="0"/>
+                      <a:ext cx="5356860" cy="4126230"/>
+                    </a:xfrm>
+                    <a:prstGeom prst="rect">
+                      <a:avLst/>
+                    </a:prstGeom>
+                  </pic:spPr>
+                </pic:pic>
+              </a:graphicData>
+            </a:graphic>
+          </wp:inline>
+        </w:drawing>
+      </w:r>
+    </w:p>
+    <w:p>
+      <w:pPr>
+        <w:pStyle w:val="52"/>
+        <w:spacing w:line="240" w:lineRule="auto"/>
+        <w:ind w:firstLine="0"/>
+        <w:jc w:val="center"/>
+        <w:rPr>
+          <w:rFonts w:hint="eastAsia" w:ascii="Times New Roman" w:hAnsi="Times New Roman" w:eastAsia="宋体"/>
+          <w:color w:val="auto"/>
+          <w:szCs w:val="21"/>
+          <w:lang w:val="en-US" w:eastAsia="zh-CN"/>
+        </w:rPr>
+      </w:pPr>
+      <w:r>
+        <w:rPr>
+          <w:rFonts w:hint="eastAsia" w:ascii="Times New Roman" w:hAnsi="Times New Roman"/>
+          <w:color w:val="auto"/>
+          <w:szCs w:val="21"/>
+        </w:rPr>
+        <w:t>图4-</w:t>
+      </w:r>
+      <w:r>
+        <w:rPr>
+          <w:rFonts w:hint="eastAsia" w:ascii="Times New Roman" w:hAnsi="Times New Roman"/>
+          <w:color w:val="auto"/>
+          <w:szCs w:val="21"/>
+          <w:lang w:val="en-US" w:eastAsia="zh-CN"/>
+        </w:rPr>
+        <w:t>2</w:t>
+      </w:r>
+      <w:r>
+        <w:rPr>
+          <w:rFonts w:hint="eastAsia" w:ascii="Times New Roman" w:hAnsi="Times New Roman"/>
+          <w:color w:val="auto"/>
+          <w:szCs w:val="21"/>
+        </w:rPr>
+        <w:t xml:space="preserve"> 数据库关系图</w:t>
+      </w:r>
+      <w:r>
+        <w:rPr>
+          <w:rFonts w:hint="eastAsia" w:ascii="Times New Roman" w:hAnsi="Times New Roman"/>
+          <w:color w:val="auto"/>
+          <w:szCs w:val="21"/>
+          <w:lang w:val="en-US" w:eastAsia="zh-CN"/>
+        </w:rPr>
+        <w:t>二</w:t>
+      </w:r>
+    </w:p>
+    <w:p>
+      <w:pPr>
+        <w:pStyle w:val="52"/>
+        <w:spacing w:line="240" w:lineRule="auto"/>
+        <w:ind w:firstLine="0"/>
+        <w:jc w:val="center"/>
+        <w:rPr>
+          <w:rFonts w:hint="eastAsia" w:ascii="Times New Roman" w:hAnsi="Times New Roman" w:eastAsia="宋体"/>
+          <w:color w:val="auto"/>
+          <w:szCs w:val="21"/>
+          <w:lang w:eastAsia="zh-CN"/>
+        </w:rPr>
+      </w:pPr>
+      <w:bookmarkStart w:id="76" w:name="_GoBack"/>
+      <w:r>
+        <w:rPr>
+          <w:rFonts w:hint="eastAsia" w:ascii="Times New Roman" w:hAnsi="Times New Roman" w:eastAsia="宋体"/>
+          <w:color w:val="auto"/>
+          <w:szCs w:val="21"/>
+          <w:lang w:eastAsia="zh-CN"/>
+        </w:rPr>
+        <w:drawing>
+          <wp:inline distT="0" distB="0" distL="114300" distR="114300">
+            <wp:extent cx="5359400" cy="2611120"/>
+            <wp:effectExtent l="0" t="0" r="0" b="5080"/>
+            <wp:docPr id="8" name="图片 8" descr="数据库关系图1.drawio"/>
+            <wp:cNvGraphicFramePr>
+              <a:graphicFrameLocks xmlns:a="http://schemas.openxmlformats.org/drawingml/2006/main" noChangeAspect="1"/>
+            </wp:cNvGraphicFramePr>
+            <a:graphic xmlns:a="http://schemas.openxmlformats.org/drawingml/2006/main">
+              <a:graphicData uri="http://schemas.openxmlformats.org/drawingml/2006/picture">
+                <pic:pic xmlns:pic="http://schemas.openxmlformats.org/drawingml/2006/picture">
+                  <pic:nvPicPr>
+                    <pic:cNvPr id="8" name="图片 8" descr="数据库关系图1.drawio"/>
+                    <pic:cNvPicPr>
+                      <a:picLocks noChangeAspect="1"/>
+                    </pic:cNvPicPr>
+                  </pic:nvPicPr>
+                  <pic:blipFill>
+                    <a:blip r:embed="rId22"/>
+                    <a:stretch>
+                      <a:fillRect/>
+                    </a:stretch>
+                  </pic:blipFill>
+                  <pic:spPr>
+                    <a:xfrm>
+                      <a:off x="0" y="0"/>
+                      <a:ext cx="5359400" cy="2611120"/>
+                    </a:xfrm>
+                    <a:prstGeom prst="rect">
+                      <a:avLst/>
+                    </a:prstGeom>
+                  </pic:spPr>
+                </pic:pic>
+              </a:graphicData>
+            </a:graphic>
+          </wp:inline>
+        </w:drawing>
+      </w:r>
+      <w:bookmarkEnd w:id="76"/>
+    </w:p>
+    <w:p>
+      <w:pPr>
+        <w:pStyle w:val="52"/>
+        <w:spacing w:line="240" w:lineRule="auto"/>
+        <w:ind w:firstLine="0"/>
+        <w:jc w:val="center"/>
+        <w:rPr>
+          <w:rFonts w:hint="eastAsia" w:ascii="Times New Roman" w:hAnsi="Times New Roman" w:eastAsia="宋体"/>
+          <w:color w:val="FF0000"/>
+          <w:lang w:val="en-US" w:eastAsia="zh-CN"/>
+        </w:rPr>
+      </w:pPr>
+      <w:r>
+        <w:rPr>
+          <w:rFonts w:hint="eastAsia" w:ascii="Times New Roman" w:hAnsi="Times New Roman"/>
+          <w:color w:val="auto"/>
+          <w:szCs w:val="21"/>
+        </w:rPr>
+        <w:t>图4-</w:t>
+      </w:r>
+      <w:r>
+        <w:rPr>
+          <w:rFonts w:hint="eastAsia" w:ascii="Times New Roman" w:hAnsi="Times New Roman"/>
+          <w:color w:val="auto"/>
+          <w:szCs w:val="21"/>
+          <w:lang w:val="en-US" w:eastAsia="zh-CN"/>
+        </w:rPr>
+        <w:t>3</w:t>
+      </w:r>
+      <w:r>
+        <w:rPr>
+          <w:rFonts w:hint="eastAsia" w:ascii="Times New Roman" w:hAnsi="Times New Roman"/>
+          <w:color w:val="auto"/>
+          <w:szCs w:val="21"/>
+        </w:rPr>
+        <w:t xml:space="preserve"> 数据库关系图</w:t>
+      </w:r>
+      <w:bookmarkEnd w:id="51"/>
+      <w:r>
+        <w:rPr>
+          <w:rFonts w:hint="eastAsia" w:ascii="Times New Roman" w:hAnsi="Times New Roman"/>
+          <w:color w:val="auto"/>
+          <w:szCs w:val="21"/>
+          <w:lang w:val="en-US" w:eastAsia="zh-CN"/>
+        </w:rPr>
+        <w:t>三</w:t>
+      </w:r>
+    </w:p>
+    <w:p>
+      <w:pPr>
+        <w:pStyle w:val="2"/>
+        <w:spacing w:before="200" w:after="200" w:line="240" w:lineRule="auto"/>
+        <w:rPr>
+          <w:kern w:val="0"/>
+          <w:sz w:val="36"/>
+        </w:rPr>
+      </w:pPr>
+      <w:bookmarkStart w:id="52" w:name="_Toc21164"/>
+      <w:bookmarkStart w:id="53" w:name="_Toc1791420439"/>
+      <w:bookmarkStart w:id="54" w:name="_Toc233746566"/>
       <w:r>
         <w:rPr>
           <w:rFonts w:hint="eastAsia"/>
@@ -6311,7 +6758,7 @@
                     </pic:cNvPicPr>
                   </pic:nvPicPr>
                   <pic:blipFill>
-                    <a:blip r:embed="rId19"/>
+                    <a:blip r:embed="rId23"/>
                     <a:stretch>
                       <a:fillRect/>
                     </a:stretch>
@@ -6425,8 +6872,8 @@
           <w:lang w:eastAsia="zh"/>
         </w:rPr>
       </w:pPr>
-      <w:bookmarkStart w:id="59" w:name="_Toc233746568"/>
-      <w:bookmarkStart w:id="60" w:name="_Toc141932266"/>
+      <w:bookmarkStart w:id="59" w:name="_Toc141932266"/>
+      <w:bookmarkStart w:id="60" w:name="_Toc233746568"/>
       <w:bookmarkStart w:id="61" w:name="_Toc30927"/>
       <w:r>
         <w:rPr>
@@ -6537,7 +6984,7 @@
                     </pic:cNvPicPr>
                   </pic:nvPicPr>
                   <pic:blipFill>
-                    <a:blip r:embed="rId20"/>
+                    <a:blip r:embed="rId24"/>
                     <a:stretch>
                       <a:fillRect/>
                     </a:stretch>
@@ -6685,8 +7132,8 @@
           <w:lang w:eastAsia="zh"/>
         </w:rPr>
       </w:pPr>
-      <w:bookmarkStart w:id="64" w:name="_Toc233746570"/>
-      <w:bookmarkStart w:id="65" w:name="_Toc1071357161"/>
+      <w:bookmarkStart w:id="64" w:name="_Toc1071357161"/>
+      <w:bookmarkStart w:id="65" w:name="_Toc233746570"/>
       <w:r>
         <w:rPr>
           <w:rFonts w:hint="eastAsia" w:ascii="Times New Roman" w:hAnsi="Times New Roman"/>
@@ -6786,7 +7233,7 @@
                     </pic:cNvPicPr>
                   </pic:nvPicPr>
                   <pic:blipFill>
-                    <a:blip r:embed="rId21"/>
+                    <a:blip r:embed="rId25"/>
                     <a:stretch>
                       <a:fillRect/>
                     </a:stretch>
@@ -7033,7 +7480,7 @@
                     </pic:cNvPicPr>
                   </pic:nvPicPr>
                   <pic:blipFill>
-                    <a:blip r:embed="rId22"/>
+                    <a:blip r:embed="rId26"/>
                     <a:stretch>
                       <a:fillRect/>
                     </a:stretch>
@@ -7280,7 +7727,7 @@
                     </pic:cNvPicPr>
                   </pic:nvPicPr>
                   <pic:blipFill>
-                    <a:blip r:embed="rId23"/>
+                    <a:blip r:embed="rId27"/>
                     <a:stretch>
                       <a:fillRect/>
                     </a:stretch>
@@ -7526,7 +7973,7 @@
                     </pic:cNvPicPr>
                   </pic:nvPicPr>
                   <pic:blipFill>
-                    <a:blip r:embed="rId24"/>
+                    <a:blip r:embed="rId28"/>
                     <a:stretch>
                       <a:fillRect/>
                     </a:stretch>
@@ -7774,7 +8221,7 @@
                     </pic:cNvPicPr>
                   </pic:nvPicPr>
                   <pic:blipFill>
-                    <a:blip r:embed="rId25"/>
+                    <a:blip r:embed="rId29"/>
                     <a:stretch>
                       <a:fillRect/>
                     </a:stretch>
@@ -7919,8 +8366,8 @@
           <w:szCs w:val="28"/>
         </w:rPr>
       </w:pPr>
-      <w:bookmarkStart w:id="74" w:name="_Toc292857908"/>
-      <w:bookmarkStart w:id="75" w:name="_Toc233746575"/>
+      <w:bookmarkStart w:id="74" w:name="_Toc233746575"/>
+      <w:bookmarkStart w:id="75" w:name="_Toc292857908"/>
       <w:r>
         <w:rPr>
           <w:rFonts w:hint="eastAsia" w:ascii="Times New Roman" w:hAnsi="Times New Roman"/>
@@ -8022,7 +8469,7 @@
                     </pic:cNvPicPr>
                   </pic:nvPicPr>
                   <pic:blipFill>
-                    <a:blip r:embed="rId26"/>
+                    <a:blip r:embed="rId30"/>
                     <a:stretch>
                       <a:fillRect/>
                     </a:stretch>
@@ -8518,7 +8965,7 @@
     <w:lsdException w:qFormat="1" w:unhideWhenUsed="0" w:uiPriority="0" w:semiHidden="0" w:name="Title"/>
     <w:lsdException w:unhideWhenUsed="0" w:uiPriority="0" w:semiHidden="0" w:name="Closing"/>
     <w:lsdException w:unhideWhenUsed="0" w:uiPriority="0" w:semiHidden="0" w:name="Signature"/>
-    <w:lsdException w:uiPriority="1" w:name="Default Paragraph Font"/>
+    <w:lsdException w:qFormat="1" w:uiPriority="1" w:name="Default Paragraph Font"/>
     <w:lsdException w:qFormat="1" w:unhideWhenUsed="0" w:uiPriority="0" w:semiHidden="0" w:name="Body Text"/>
     <w:lsdException w:qFormat="1" w:unhideWhenUsed="0" w:uiPriority="0" w:semiHidden="0" w:name="Body Text Indent"/>
     <w:lsdException w:unhideWhenUsed="0" w:uiPriority="0" w:semiHidden="0" w:name="List Continue"/>
@@ -8556,7 +9003,7 @@
     <w:lsdException w:unhideWhenUsed="0" w:uiPriority="0" w:semiHidden="0" w:name="HTML Sample"/>
     <w:lsdException w:unhideWhenUsed="0" w:uiPriority="0" w:semiHidden="0" w:name="HTML Typewriter"/>
     <w:lsdException w:unhideWhenUsed="0" w:uiPriority="0" w:semiHidden="0" w:name="HTML Variable"/>
-    <w:lsdException w:uiPriority="99" w:name="Normal Table"/>
+    <w:lsdException w:qFormat="1" w:uiPriority="99" w:name="Normal Table"/>
     <w:lsdException w:qFormat="1" w:unhideWhenUsed="0" w:uiPriority="0" w:name="annotation subject"/>
     <w:lsdException w:uiPriority="0" w:name="Table Simple 1"/>
     <w:lsdException w:uiPriority="0" w:name="Table Simple 2"/>
@@ -8875,12 +9322,14 @@
     <w:name w:val="Default Paragraph Font"/>
     <w:semiHidden/>
     <w:unhideWhenUsed/>
+    <w:qFormat/>
     <w:uiPriority w:val="1"/>
   </w:style>
   <w:style w:type="table" w:default="1" w:styleId="35">
     <w:name w:val="Normal Table"/>
     <w:semiHidden/>
     <w:unhideWhenUsed/>
+    <w:qFormat/>
     <w:uiPriority w:val="99"/>
     <w:tblPr>
       <w:tblCellMar>
